--- a/ППННИР/Дневник.docx
+++ b/ППННИР/Дневник.docx
@@ -725,7 +725,6 @@
         <w:rPr>
           <w:color w:val="000000"/>
           <w:spacing w:val="-15"/>
-          <w:lang w:val="en-US"/>
         </w:rPr>
       </w:pPr>
       <w:r>
@@ -828,18 +827,7 @@
           <w:szCs w:val="24"/>
           <w:u w:val="single"/>
         </w:rPr>
-        <w:t>1</w:t>
-      </w:r>
-      <w:r>
-        <w:rPr>
-          <w:rStyle w:val="FontStyle92"/>
-          <w:b w:val="0"/>
-          <w:bCs w:val="0"/>
-          <w:sz w:val="24"/>
-          <w:szCs w:val="24"/>
-          <w:u w:val="single"/>
-        </w:rPr>
-        <w:t>8</w:t>
+        <w:t>30</w:t>
       </w:r>
       <w:r>
         <w:rPr>

--- a/ППННИР/Дневник.docx
+++ b/ППННИР/Дневник.docx
@@ -1,6 +1,6 @@
 
 <file path=word/document.xml><?xml version="1.0" encoding="utf-8"?>
-<w:document xmlns:wpc="http://schemas.microsoft.com/office/word/2010/wordprocessingCanvas" xmlns:cx="http://schemas.microsoft.com/office/drawing/2014/chartex" xmlns:cx1="http://schemas.microsoft.com/office/drawing/2015/9/8/chartex" xmlns:cx2="http://schemas.microsoft.com/office/drawing/2015/10/21/chartex" xmlns:cx3="http://schemas.microsoft.com/office/drawing/2016/5/9/chartex" xmlns:cx4="http://schemas.microsoft.com/office/drawing/2016/5/10/chartex" xmlns:cx5="http://schemas.microsoft.com/office/drawing/2016/5/11/chartex" xmlns:cx6="http://schemas.microsoft.com/office/drawing/2016/5/12/chartex" xmlns:cx7="http://schemas.microsoft.com/office/drawing/2016/5/13/chartex" xmlns:cx8="http://schemas.microsoft.com/office/drawing/2016/5/14/chartex" xmlns:mc="http://schemas.openxmlformats.org/markup-compatibility/2006" xmlns:aink="http://schemas.microsoft.com/office/drawing/2016/ink" xmlns:am3d="http://schemas.microsoft.com/office/drawing/2017/model3d" xmlns:o="urn:schemas-microsoft-com:office:office" xmlns:oel="http://schemas.microsoft.com/office/2019/extlst" xmlns:r="http://schemas.openxmlformats.org/officeDocument/2006/relationships" xmlns:m="http://schemas.openxmlformats.org/officeDocument/2006/math" xmlns:v="urn:schemas-microsoft-com:vml" xmlns:wp14="http://schemas.microsoft.com/office/word/2010/wordprocessingDrawing" xmlns:wp="http://schemas.openxmlformats.org/drawingml/2006/wordprocessingDrawing" xmlns:w10="urn:schemas-microsoft-com:office:word" xmlns:w="http://schemas.openxmlformats.org/wordprocessingml/2006/main" xmlns:w14="http://schemas.microsoft.com/office/word/2010/wordml" xmlns:w15="http://schemas.microsoft.com/office/word/2012/wordml" xmlns:w16cex="http://schemas.microsoft.com/office/word/2018/wordml/cex" xmlns:w16cid="http://schemas.microsoft.com/office/word/2016/wordml/cid" xmlns:w16="http://schemas.microsoft.com/office/word/2018/wordml" xmlns:w16sdtdh="http://schemas.microsoft.com/office/word/2020/wordml/sdtdatahash" xmlns:w16se="http://schemas.microsoft.com/office/word/2015/wordml/symex" xmlns:wpg="http://schemas.microsoft.com/office/word/2010/wordprocessingGroup" xmlns:wpi="http://schemas.microsoft.com/office/word/2010/wordprocessingInk" xmlns:wne="http://schemas.microsoft.com/office/word/2006/wordml" xmlns:wps="http://schemas.microsoft.com/office/word/2010/wordprocessingShape" mc:Ignorable="w14 w15 w16se w16cid w16 w16cex w16sdtdh wp14">
+<w:document xmlns:wpc="http://schemas.microsoft.com/office/word/2010/wordprocessingCanvas" xmlns:cx="http://schemas.microsoft.com/office/drawing/2014/chartex" xmlns:cx1="http://schemas.microsoft.com/office/drawing/2015/9/8/chartex" xmlns:cx2="http://schemas.microsoft.com/office/drawing/2015/10/21/chartex" xmlns:cx3="http://schemas.microsoft.com/office/drawing/2016/5/9/chartex" xmlns:cx4="http://schemas.microsoft.com/office/drawing/2016/5/10/chartex" xmlns:cx5="http://schemas.microsoft.com/office/drawing/2016/5/11/chartex" xmlns:cx6="http://schemas.microsoft.com/office/drawing/2016/5/12/chartex" xmlns:cx7="http://schemas.microsoft.com/office/drawing/2016/5/13/chartex" xmlns:cx8="http://schemas.microsoft.com/office/drawing/2016/5/14/chartex" xmlns:mc="http://schemas.openxmlformats.org/markup-compatibility/2006" xmlns:aink="http://schemas.microsoft.com/office/drawing/2016/ink" xmlns:am3d="http://schemas.microsoft.com/office/drawing/2017/model3d" xmlns:o="urn:schemas-microsoft-com:office:office" xmlns:r="http://schemas.openxmlformats.org/officeDocument/2006/relationships" xmlns:m="http://schemas.openxmlformats.org/officeDocument/2006/math" xmlns:v="urn:schemas-microsoft-com:vml" xmlns:wp14="http://schemas.microsoft.com/office/word/2010/wordprocessingDrawing" xmlns:wp="http://schemas.openxmlformats.org/drawingml/2006/wordprocessingDrawing" xmlns:w10="urn:schemas-microsoft-com:office:word" xmlns:w="http://schemas.openxmlformats.org/wordprocessingml/2006/main" xmlns:w14="http://schemas.microsoft.com/office/word/2010/wordml" xmlns:w15="http://schemas.microsoft.com/office/word/2012/wordml" xmlns:w16cex="http://schemas.microsoft.com/office/word/2018/wordml/cex" xmlns:w16cid="http://schemas.microsoft.com/office/word/2016/wordml/cid" xmlns:w16="http://schemas.microsoft.com/office/word/2018/wordml" xmlns:w16sdtdh="http://schemas.microsoft.com/office/word/2020/wordml/sdtdatahash" xmlns:w16se="http://schemas.microsoft.com/office/word/2015/wordml/symex" xmlns:wpg="http://schemas.microsoft.com/office/word/2010/wordprocessingGroup" xmlns:wpi="http://schemas.microsoft.com/office/word/2010/wordprocessingInk" xmlns:wne="http://schemas.microsoft.com/office/word/2006/wordml" xmlns:wps="http://schemas.microsoft.com/office/word/2010/wordprocessingShape" mc:Ignorable="w14 w15 w16se w16cid w16 w16cex w16sdtdh wp14">
   <w:body>
     <w:p>
       <w:pPr>
@@ -418,70 +418,6 @@
         </w:rPr>
       </w:pPr>
       <w:r>
-        <w:rPr>
-          <w:noProof/>
-        </w:rPr>
-        <w:drawing>
-          <wp:anchor distT="0" distB="0" distL="114300" distR="114300" simplePos="0" relativeHeight="251659264" behindDoc="0" locked="0" layoutInCell="1" allowOverlap="1" wp14:anchorId="54066DE9" wp14:editId="3E2E67BB">
-            <wp:simplePos x="0" y="0"/>
-            <wp:positionH relativeFrom="page">
-              <wp:posOffset>3321685</wp:posOffset>
-            </wp:positionH>
-            <wp:positionV relativeFrom="paragraph">
-              <wp:posOffset>231140</wp:posOffset>
-            </wp:positionV>
-            <wp:extent cx="1295400" cy="727710"/>
-            <wp:effectExtent l="0" t="0" r="0" b="0"/>
-            <wp:wrapNone/>
-            <wp:docPr id="1" name="Рисунок 1"/>
-            <wp:cNvGraphicFramePr>
-              <a:graphicFrameLocks xmlns:a="http://schemas.openxmlformats.org/drawingml/2006/main" noChangeAspect="1"/>
-            </wp:cNvGraphicFramePr>
-            <a:graphic xmlns:a="http://schemas.openxmlformats.org/drawingml/2006/main">
-              <a:graphicData uri="http://schemas.openxmlformats.org/drawingml/2006/picture">
-                <pic:pic xmlns:pic="http://schemas.openxmlformats.org/drawingml/2006/picture">
-                  <pic:nvPicPr>
-                    <pic:cNvPr id="0" name="Рисунок 2"/>
-                    <pic:cNvPicPr>
-                      <a:picLocks noChangeAspect="1" noChangeArrowheads="1"/>
-                    </pic:cNvPicPr>
-                  </pic:nvPicPr>
-                  <pic:blipFill>
-                    <a:blip r:embed="rId8" cstate="print">
-                      <a:extLst>
-                        <a:ext uri="{28A0092B-C50C-407E-A947-70E740481C1C}">
-                          <a14:useLocalDpi xmlns:a14="http://schemas.microsoft.com/office/drawing/2010/main" val="0"/>
-                        </a:ext>
-                      </a:extLst>
-                    </a:blip>
-                    <a:srcRect/>
-                    <a:stretch>
-                      <a:fillRect/>
-                    </a:stretch>
-                  </pic:blipFill>
-                  <pic:spPr bwMode="auto">
-                    <a:xfrm>
-                      <a:off x="0" y="0"/>
-                      <a:ext cx="1295400" cy="727710"/>
-                    </a:xfrm>
-                    <a:prstGeom prst="rect">
-                      <a:avLst/>
-                    </a:prstGeom>
-                    <a:noFill/>
-                  </pic:spPr>
-                </pic:pic>
-              </a:graphicData>
-            </a:graphic>
-            <wp14:sizeRelH relativeFrom="page">
-              <wp14:pctWidth>0</wp14:pctWidth>
-            </wp14:sizeRelH>
-            <wp14:sizeRelV relativeFrom="page">
-              <wp14:pctHeight>0</wp14:pctHeight>
-            </wp14:sizeRelV>
-          </wp:anchor>
-        </w:drawing>
-      </w:r>
-      <w:r>
         <w:t xml:space="preserve">Подпись </w:t>
       </w:r>
       <w:r>
@@ -581,12 +517,21 @@
         </w:rPr>
         <w:br/>
       </w:r>
+      <w:proofErr w:type="spellStart"/>
       <w:r>
         <w:rPr>
           <w:spacing w:val="-4"/>
           <w:u w:val="single"/>
         </w:rPr>
-        <w:t xml:space="preserve">Танцерев Андрей </w:t>
+        <w:t>Танцерев</w:t>
+      </w:r>
+      <w:proofErr w:type="spellEnd"/>
+      <w:r>
+        <w:rPr>
+          <w:spacing w:val="-4"/>
+          <w:u w:val="single"/>
+        </w:rPr>
+        <w:t xml:space="preserve"> Андрей </w:t>
       </w:r>
       <w:proofErr w:type="spellStart"/>
       <w:r>
@@ -737,20 +682,18 @@
       <w:r>
         <w:rPr>
           <w:color w:val="000000"/>
-          <w:u w:val="single"/>
+          <w:spacing w:val="-5"/>
+          <w:lang w:val="en-US"/>
         </w:rPr>
         <w:t xml:space="preserve"> </w:t>
       </w:r>
       <w:r>
         <w:rPr>
-          <w:rStyle w:val="FontStyle92"/>
-          <w:b w:val="0"/>
-          <w:bCs w:val="0"/>
-          <w:sz w:val="24"/>
-          <w:szCs w:val="24"/>
+          <w:color w:val="000000"/>
           <w:u w:val="single"/>
+          <w:lang w:val="en-US"/>
         </w:rPr>
-        <w:t>1</w:t>
+        <w:t>0</w:t>
       </w:r>
       <w:r>
         <w:rPr>
@@ -5825,8 +5768,8 @@
         <w:tblLook w:val="0000" w:firstRow="0" w:lastRow="0" w:firstColumn="0" w:lastColumn="0" w:noHBand="0" w:noVBand="0"/>
       </w:tblPr>
       <w:tblGrid>
-        <w:gridCol w:w="1276"/>
-        <w:gridCol w:w="1307"/>
+        <w:gridCol w:w="1520"/>
+        <w:gridCol w:w="1063"/>
         <w:gridCol w:w="2975"/>
         <w:gridCol w:w="1195"/>
       </w:tblGrid>
@@ -5836,7 +5779,7 @@
         </w:trPr>
         <w:tc>
           <w:tcPr>
-            <w:tcW w:w="1276" w:type="dxa"/>
+            <w:tcW w:w="1520" w:type="dxa"/>
             <w:tcBorders>
               <w:top w:val="single" w:sz="12" w:space="0" w:color="auto"/>
               <w:left w:val="nil"/>
@@ -5869,7 +5812,7 @@
         </w:tc>
         <w:tc>
           <w:tcPr>
-            <w:tcW w:w="1307" w:type="dxa"/>
+            <w:tcW w:w="1063" w:type="dxa"/>
             <w:tcBorders>
               <w:top w:val="single" w:sz="12" w:space="0" w:color="auto"/>
               <w:bottom w:val="single" w:sz="12" w:space="0" w:color="auto"/>
@@ -6037,7 +5980,7 @@
         </w:trPr>
         <w:tc>
           <w:tcPr>
-            <w:tcW w:w="1276" w:type="dxa"/>
+            <w:tcW w:w="1520" w:type="dxa"/>
             <w:tcBorders>
               <w:top w:val="single" w:sz="12" w:space="0" w:color="auto"/>
               <w:left w:val="nil"/>
@@ -6056,6 +5999,15 @@
               <w:rPr>
                 <w:lang w:val="en-US"/>
               </w:rPr>
+              <w:t xml:space="preserve">01.09.2025 </w:t>
+            </w:r>
+            <w:r>
+              <w:t xml:space="preserve">по </w:t>
+            </w:r>
+            <w:r>
+              <w:rPr>
+                <w:lang w:val="en-US"/>
+              </w:rPr>
               <w:t>11</w:t>
             </w:r>
             <w:r>
@@ -6080,7 +6032,7 @@
         </w:tc>
         <w:tc>
           <w:tcPr>
-            <w:tcW w:w="1307" w:type="dxa"/>
+            <w:tcW w:w="1063" w:type="dxa"/>
             <w:tcBorders>
               <w:top w:val="single" w:sz="12" w:space="0" w:color="auto"/>
             </w:tcBorders>
@@ -6134,7 +6086,7 @@
         </w:trPr>
         <w:tc>
           <w:tcPr>
-            <w:tcW w:w="1276" w:type="dxa"/>
+            <w:tcW w:w="1520" w:type="dxa"/>
             <w:tcBorders>
               <w:left w:val="nil"/>
             </w:tcBorders>
@@ -6145,6 +6097,9 @@
               <w:shd w:val="clear" w:color="auto" w:fill="FFFFFF"/>
             </w:pPr>
             <w:r>
+              <w:t xml:space="preserve">11.09.2025 по </w:t>
+            </w:r>
+            <w:r>
               <w:rPr>
                 <w:lang w:val="en-US"/>
               </w:rPr>
@@ -6157,7 +6112,7 @@
         </w:tc>
         <w:tc>
           <w:tcPr>
-            <w:tcW w:w="1307" w:type="dxa"/>
+            <w:tcW w:w="1063" w:type="dxa"/>
             <w:shd w:val="clear" w:color="auto" w:fill="FFFFFF"/>
           </w:tcPr>
           <w:p>
@@ -6219,7 +6174,7 @@
         </w:trPr>
         <w:tc>
           <w:tcPr>
-            <w:tcW w:w="1276" w:type="dxa"/>
+            <w:tcW w:w="1520" w:type="dxa"/>
             <w:tcBorders>
               <w:left w:val="nil"/>
             </w:tcBorders>
@@ -6233,13 +6188,16 @@
               </w:rPr>
             </w:pPr>
             <w:r>
+              <w:t xml:space="preserve">25.09.2025 по </w:t>
+            </w:r>
+            <w:r>
               <w:t>09.10.2025</w:t>
             </w:r>
           </w:p>
         </w:tc>
         <w:tc>
           <w:tcPr>
-            <w:tcW w:w="1307" w:type="dxa"/>
+            <w:tcW w:w="1063" w:type="dxa"/>
             <w:shd w:val="clear" w:color="auto" w:fill="FFFFFF"/>
           </w:tcPr>
           <w:p>
@@ -6289,7 +6247,7 @@
         </w:trPr>
         <w:tc>
           <w:tcPr>
-            <w:tcW w:w="1276" w:type="dxa"/>
+            <w:tcW w:w="1520" w:type="dxa"/>
             <w:tcBorders>
               <w:left w:val="nil"/>
             </w:tcBorders>
@@ -6303,6 +6261,9 @@
               </w:rPr>
             </w:pPr>
             <w:r>
+              <w:t xml:space="preserve">09.10.2025 по </w:t>
+            </w:r>
+            <w:r>
               <w:t>23</w:t>
             </w:r>
             <w:r>
@@ -6315,7 +6276,7 @@
         </w:tc>
         <w:tc>
           <w:tcPr>
-            <w:tcW w:w="1307" w:type="dxa"/>
+            <w:tcW w:w="1063" w:type="dxa"/>
             <w:shd w:val="clear" w:color="auto" w:fill="FFFFFF"/>
           </w:tcPr>
           <w:p>
@@ -6365,7 +6326,7 @@
         </w:trPr>
         <w:tc>
           <w:tcPr>
-            <w:tcW w:w="1276" w:type="dxa"/>
+            <w:tcW w:w="1520" w:type="dxa"/>
             <w:tcBorders>
               <w:left w:val="nil"/>
             </w:tcBorders>
@@ -6379,6 +6340,9 @@
               </w:rPr>
             </w:pPr>
             <w:r>
+              <w:t xml:space="preserve">23.10.2025 по </w:t>
+            </w:r>
+            <w:r>
               <w:rPr>
                 <w:lang w:val="en-US"/>
               </w:rPr>
@@ -6388,7 +6352,7 @@
         </w:tc>
         <w:tc>
           <w:tcPr>
-            <w:tcW w:w="1307" w:type="dxa"/>
+            <w:tcW w:w="1063" w:type="dxa"/>
             <w:shd w:val="clear" w:color="auto" w:fill="FFFFFF"/>
           </w:tcPr>
           <w:p>
@@ -6435,7 +6399,7 @@
         </w:trPr>
         <w:tc>
           <w:tcPr>
-            <w:tcW w:w="1276" w:type="dxa"/>
+            <w:tcW w:w="1520" w:type="dxa"/>
             <w:tcBorders>
               <w:left w:val="nil"/>
             </w:tcBorders>
@@ -6449,6 +6413,9 @@
               </w:rPr>
             </w:pPr>
             <w:r>
+              <w:t xml:space="preserve">06.11.2025 по </w:t>
+            </w:r>
+            <w:r>
               <w:rPr>
                 <w:lang w:val="en-US"/>
               </w:rPr>
@@ -6458,7 +6425,7 @@
         </w:tc>
         <w:tc>
           <w:tcPr>
-            <w:tcW w:w="1307" w:type="dxa"/>
+            <w:tcW w:w="1063" w:type="dxa"/>
             <w:shd w:val="clear" w:color="auto" w:fill="FFFFFF"/>
           </w:tcPr>
           <w:p>
@@ -6514,7 +6481,7 @@
         </w:trPr>
         <w:tc>
           <w:tcPr>
-            <w:tcW w:w="1276" w:type="dxa"/>
+            <w:tcW w:w="1520" w:type="dxa"/>
             <w:tcBorders>
               <w:left w:val="nil"/>
             </w:tcBorders>
@@ -6529,6 +6496,9 @@
               </w:rPr>
             </w:pPr>
             <w:r>
+              <w:t xml:space="preserve">20.11.2025 по </w:t>
+            </w:r>
+            <w:r>
               <w:rPr>
                 <w:lang w:val="en-US"/>
               </w:rPr>
@@ -6538,7 +6508,7 @@
         </w:tc>
         <w:tc>
           <w:tcPr>
-            <w:tcW w:w="1307" w:type="dxa"/>
+            <w:tcW w:w="1063" w:type="dxa"/>
             <w:shd w:val="clear" w:color="auto" w:fill="FFFFFF"/>
           </w:tcPr>
           <w:p>
@@ -6585,7 +6555,7 @@
         </w:trPr>
         <w:tc>
           <w:tcPr>
-            <w:tcW w:w="1276" w:type="dxa"/>
+            <w:tcW w:w="1520" w:type="dxa"/>
             <w:tcBorders>
               <w:left w:val="nil"/>
             </w:tcBorders>
@@ -6599,17 +6569,20 @@
               </w:rPr>
             </w:pPr>
             <w:r>
+              <w:lastRenderedPageBreak/>
+              <w:t xml:space="preserve">22.11.2025 по </w:t>
+            </w:r>
+            <w:r>
               <w:rPr>
                 <w:lang w:val="en-US"/>
               </w:rPr>
-              <w:lastRenderedPageBreak/>
               <w:t>25.11.2025</w:t>
             </w:r>
           </w:p>
         </w:tc>
         <w:tc>
           <w:tcPr>
-            <w:tcW w:w="1307" w:type="dxa"/>
+            <w:tcW w:w="1063" w:type="dxa"/>
             <w:shd w:val="clear" w:color="auto" w:fill="FFFFFF"/>
           </w:tcPr>
           <w:p>
@@ -6660,11 +6633,11 @@
       </w:tr>
       <w:tr>
         <w:trPr>
-          <w:trHeight w:hRule="exact" w:val="1149"/>
+          <w:trHeight w:hRule="exact" w:val="1730"/>
         </w:trPr>
         <w:tc>
           <w:tcPr>
-            <w:tcW w:w="1276" w:type="dxa"/>
+            <w:tcW w:w="1520" w:type="dxa"/>
             <w:tcBorders>
               <w:left w:val="nil"/>
             </w:tcBorders>
@@ -6678,6 +6651,9 @@
               </w:rPr>
             </w:pPr>
             <w:r>
+              <w:t xml:space="preserve">25.11.2025 по </w:t>
+            </w:r>
+            <w:r>
               <w:rPr>
                 <w:lang w:val="en-US"/>
               </w:rPr>
@@ -6687,7 +6663,7 @@
         </w:tc>
         <w:tc>
           <w:tcPr>
-            <w:tcW w:w="1307" w:type="dxa"/>
+            <w:tcW w:w="1063" w:type="dxa"/>
             <w:shd w:val="clear" w:color="auto" w:fill="FFFFFF"/>
           </w:tcPr>
           <w:p>
@@ -6715,16 +6691,11 @@
               <w:t>“</w:t>
             </w:r>
             <w:r>
-              <w:t>+++++==</w:t>
-            </w:r>
-            <w:proofErr w:type="gramStart"/>
-            <w:r>
-              <w:t>=</w:t>
-            </w:r>
-            <w:r>
-              <w:t xml:space="preserve"> ”</w:t>
-            </w:r>
-            <w:proofErr w:type="gramEnd"/>
+              <w:t>Современные подходы к созданию облачных платформ и инфраструктуры</w:t>
+            </w:r>
+            <w:r>
+              <w:t>”</w:t>
+            </w:r>
           </w:p>
         </w:tc>
         <w:tc>
@@ -6748,7 +6719,7 @@
         </w:trPr>
         <w:tc>
           <w:tcPr>
-            <w:tcW w:w="1276" w:type="dxa"/>
+            <w:tcW w:w="1520" w:type="dxa"/>
             <w:tcBorders>
               <w:left w:val="nil"/>
             </w:tcBorders>
@@ -6762,16 +6733,19 @@
               </w:rPr>
             </w:pPr>
             <w:r>
+              <w:t>29.11.2025 по 17</w:t>
+            </w:r>
+            <w:r>
               <w:rPr>
                 <w:lang w:val="en-US"/>
               </w:rPr>
-              <w:t>01.12.2025</w:t>
-            </w:r>
-          </w:p>
-        </w:tc>
-        <w:tc>
-          <w:tcPr>
-            <w:tcW w:w="1307" w:type="dxa"/>
+              <w:t>.12.2025</w:t>
+            </w:r>
+          </w:p>
+        </w:tc>
+        <w:tc>
+          <w:tcPr>
+            <w:tcW w:w="1063" w:type="dxa"/>
             <w:shd w:val="clear" w:color="auto" w:fill="FFFFFF"/>
           </w:tcPr>
           <w:p>
@@ -6794,6 +6768,98 @@
             </w:pPr>
             <w:r>
               <w:t>Оформление итогового отчета по практике</w:t>
+            </w:r>
+          </w:p>
+        </w:tc>
+        <w:tc>
+          <w:tcPr>
+            <w:tcW w:w="1195" w:type="dxa"/>
+            <w:tcBorders>
+              <w:right w:val="nil"/>
+            </w:tcBorders>
+            <w:shd w:val="clear" w:color="auto" w:fill="FFFFFF"/>
+          </w:tcPr>
+          <w:p>
+            <w:pPr>
+              <w:shd w:val="clear" w:color="auto" w:fill="FFFFFF"/>
+            </w:pPr>
+          </w:p>
+        </w:tc>
+      </w:tr>
+      <w:tr>
+        <w:trPr>
+          <w:trHeight w:hRule="exact" w:val="711"/>
+        </w:trPr>
+        <w:tc>
+          <w:tcPr>
+            <w:tcW w:w="1520" w:type="dxa"/>
+            <w:tcBorders>
+              <w:left w:val="nil"/>
+            </w:tcBorders>
+            <w:shd w:val="clear" w:color="auto" w:fill="FFFFFF"/>
+          </w:tcPr>
+          <w:p>
+            <w:pPr>
+              <w:shd w:val="clear" w:color="auto" w:fill="FFFFFF"/>
+              <w:rPr>
+                <w:highlight w:val="yellow"/>
+                <w:lang w:val="en-US"/>
+              </w:rPr>
+            </w:pPr>
+            <w:r>
+              <w:t>1</w:t>
+            </w:r>
+            <w:r>
+              <w:rPr>
+                <w:lang w:val="en-US"/>
+              </w:rPr>
+              <w:t>8</w:t>
+            </w:r>
+            <w:r>
+              <w:t>.</w:t>
+            </w:r>
+            <w:r>
+              <w:rPr>
+                <w:lang w:val="en-US"/>
+              </w:rPr>
+              <w:t>12</w:t>
+            </w:r>
+            <w:r>
+              <w:t>.202</w:t>
+            </w:r>
+            <w:r>
+              <w:rPr>
+                <w:lang w:val="en-US"/>
+              </w:rPr>
+              <w:t>5</w:t>
+            </w:r>
+          </w:p>
+        </w:tc>
+        <w:tc>
+          <w:tcPr>
+            <w:tcW w:w="1063" w:type="dxa"/>
+            <w:shd w:val="clear" w:color="auto" w:fill="FFFFFF"/>
+          </w:tcPr>
+          <w:p>
+            <w:pPr>
+              <w:shd w:val="clear" w:color="auto" w:fill="FFFFFF"/>
+            </w:pPr>
+            <w:r>
+              <w:t>каф. ЭМИС</w:t>
+            </w:r>
+          </w:p>
+        </w:tc>
+        <w:tc>
+          <w:tcPr>
+            <w:tcW w:w="2975" w:type="dxa"/>
+            <w:shd w:val="clear" w:color="auto" w:fill="FFFFFF"/>
+          </w:tcPr>
+          <w:p>
+            <w:pPr>
+              <w:shd w:val="clear" w:color="auto" w:fill="FFFFFF"/>
+            </w:pPr>
+            <w:r>
+              <w:t>Защита отчета по практике</w:t>
             </w:r>
           </w:p>
         </w:tc>
@@ -6818,7 +6884,7 @@
         </w:trPr>
         <w:tc>
           <w:tcPr>
-            <w:tcW w:w="1276" w:type="dxa"/>
+            <w:tcW w:w="1520" w:type="dxa"/>
             <w:tcBorders>
               <w:left w:val="nil"/>
             </w:tcBorders>
@@ -6827,52 +6893,18 @@
           <w:p>
             <w:pPr>
               <w:shd w:val="clear" w:color="auto" w:fill="FFFFFF"/>
-              <w:rPr>
-                <w:highlight w:val="yellow"/>
-                <w:lang w:val="en-US"/>
-              </w:rPr>
-            </w:pPr>
-            <w:r>
-              <w:t>1</w:t>
-            </w:r>
-            <w:r>
-              <w:rPr>
-                <w:lang w:val="en-US"/>
-              </w:rPr>
-              <w:t>8</w:t>
-            </w:r>
-            <w:r>
-              <w:t>.</w:t>
-            </w:r>
-            <w:r>
-              <w:rPr>
-                <w:lang w:val="en-US"/>
-              </w:rPr>
-              <w:t>12</w:t>
-            </w:r>
-            <w:r>
-              <w:t>.202</w:t>
-            </w:r>
-            <w:r>
-              <w:rPr>
-                <w:lang w:val="en-US"/>
-              </w:rPr>
-              <w:t>5</w:t>
-            </w:r>
-          </w:p>
-        </w:tc>
-        <w:tc>
-          <w:tcPr>
-            <w:tcW w:w="1307" w:type="dxa"/>
-            <w:shd w:val="clear" w:color="auto" w:fill="FFFFFF"/>
-          </w:tcPr>
-          <w:p>
-            <w:pPr>
-              <w:shd w:val="clear" w:color="auto" w:fill="FFFFFF"/>
-            </w:pPr>
-            <w:r>
-              <w:t>каф. ЭМИС</w:t>
-            </w:r>
+            </w:pPr>
+          </w:p>
+        </w:tc>
+        <w:tc>
+          <w:tcPr>
+            <w:tcW w:w="1063" w:type="dxa"/>
+            <w:shd w:val="clear" w:color="auto" w:fill="FFFFFF"/>
+          </w:tcPr>
+          <w:p>
+            <w:pPr>
+              <w:shd w:val="clear" w:color="auto" w:fill="FFFFFF"/>
+            </w:pPr>
           </w:p>
         </w:tc>
         <w:tc>
@@ -6884,9 +6916,6 @@
             <w:pPr>
               <w:shd w:val="clear" w:color="auto" w:fill="FFFFFF"/>
             </w:pPr>
-            <w:r>
-              <w:t>Защита отчета по практике</w:t>
-            </w:r>
           </w:p>
         </w:tc>
         <w:tc>
@@ -6910,7 +6939,7 @@
         </w:trPr>
         <w:tc>
           <w:tcPr>
-            <w:tcW w:w="1276" w:type="dxa"/>
+            <w:tcW w:w="1520" w:type="dxa"/>
             <w:tcBorders>
               <w:left w:val="nil"/>
             </w:tcBorders>
@@ -6924,7 +6953,7 @@
         </w:tc>
         <w:tc>
           <w:tcPr>
-            <w:tcW w:w="1307" w:type="dxa"/>
+            <w:tcW w:w="1063" w:type="dxa"/>
             <w:shd w:val="clear" w:color="auto" w:fill="FFFFFF"/>
           </w:tcPr>
           <w:p>
@@ -6965,7 +6994,7 @@
         </w:trPr>
         <w:tc>
           <w:tcPr>
-            <w:tcW w:w="1276" w:type="dxa"/>
+            <w:tcW w:w="1520" w:type="dxa"/>
             <w:tcBorders>
               <w:left w:val="nil"/>
             </w:tcBorders>
@@ -6979,7 +7008,7 @@
         </w:tc>
         <w:tc>
           <w:tcPr>
-            <w:tcW w:w="1307" w:type="dxa"/>
+            <w:tcW w:w="1063" w:type="dxa"/>
             <w:shd w:val="clear" w:color="auto" w:fill="FFFFFF"/>
           </w:tcPr>
           <w:p>
@@ -7020,7 +7049,7 @@
         </w:trPr>
         <w:tc>
           <w:tcPr>
-            <w:tcW w:w="1276" w:type="dxa"/>
+            <w:tcW w:w="1520" w:type="dxa"/>
             <w:tcBorders>
               <w:left w:val="nil"/>
             </w:tcBorders>
@@ -7034,7 +7063,7 @@
         </w:tc>
         <w:tc>
           <w:tcPr>
-            <w:tcW w:w="1307" w:type="dxa"/>
+            <w:tcW w:w="1063" w:type="dxa"/>
             <w:shd w:val="clear" w:color="auto" w:fill="FFFFFF"/>
           </w:tcPr>
           <w:p>
@@ -7075,7 +7104,7 @@
         </w:trPr>
         <w:tc>
           <w:tcPr>
-            <w:tcW w:w="1276" w:type="dxa"/>
+            <w:tcW w:w="1520" w:type="dxa"/>
             <w:tcBorders>
               <w:left w:val="nil"/>
             </w:tcBorders>
@@ -7089,7 +7118,7 @@
         </w:tc>
         <w:tc>
           <w:tcPr>
-            <w:tcW w:w="1307" w:type="dxa"/>
+            <w:tcW w:w="1063" w:type="dxa"/>
             <w:shd w:val="clear" w:color="auto" w:fill="FFFFFF"/>
           </w:tcPr>
           <w:p>
@@ -7130,7 +7159,7 @@
         </w:trPr>
         <w:tc>
           <w:tcPr>
-            <w:tcW w:w="1276" w:type="dxa"/>
+            <w:tcW w:w="1520" w:type="dxa"/>
             <w:tcBorders>
               <w:left w:val="nil"/>
             </w:tcBorders>
@@ -7144,7 +7173,7 @@
         </w:tc>
         <w:tc>
           <w:tcPr>
-            <w:tcW w:w="1307" w:type="dxa"/>
+            <w:tcW w:w="1063" w:type="dxa"/>
             <w:shd w:val="clear" w:color="auto" w:fill="FFFFFF"/>
           </w:tcPr>
           <w:p>
@@ -7185,7 +7214,7 @@
         </w:trPr>
         <w:tc>
           <w:tcPr>
-            <w:tcW w:w="1276" w:type="dxa"/>
+            <w:tcW w:w="1520" w:type="dxa"/>
             <w:tcBorders>
               <w:left w:val="nil"/>
             </w:tcBorders>
@@ -7199,7 +7228,7 @@
         </w:tc>
         <w:tc>
           <w:tcPr>
-            <w:tcW w:w="1307" w:type="dxa"/>
+            <w:tcW w:w="1063" w:type="dxa"/>
             <w:shd w:val="clear" w:color="auto" w:fill="FFFFFF"/>
           </w:tcPr>
           <w:p>
@@ -7240,7 +7269,7 @@
         </w:trPr>
         <w:tc>
           <w:tcPr>
-            <w:tcW w:w="1276" w:type="dxa"/>
+            <w:tcW w:w="1520" w:type="dxa"/>
             <w:tcBorders>
               <w:left w:val="nil"/>
             </w:tcBorders>
@@ -7254,7 +7283,7 @@
         </w:tc>
         <w:tc>
           <w:tcPr>
-            <w:tcW w:w="1307" w:type="dxa"/>
+            <w:tcW w:w="1063" w:type="dxa"/>
             <w:shd w:val="clear" w:color="auto" w:fill="FFFFFF"/>
           </w:tcPr>
           <w:p>
@@ -7295,7 +7324,7 @@
         </w:trPr>
         <w:tc>
           <w:tcPr>
-            <w:tcW w:w="1276" w:type="dxa"/>
+            <w:tcW w:w="1520" w:type="dxa"/>
             <w:tcBorders>
               <w:left w:val="nil"/>
             </w:tcBorders>
@@ -7309,7 +7338,7 @@
         </w:tc>
         <w:tc>
           <w:tcPr>
-            <w:tcW w:w="1307" w:type="dxa"/>
+            <w:tcW w:w="1063" w:type="dxa"/>
             <w:shd w:val="clear" w:color="auto" w:fill="FFFFFF"/>
           </w:tcPr>
           <w:p>
@@ -7350,7 +7379,7 @@
         </w:trPr>
         <w:tc>
           <w:tcPr>
-            <w:tcW w:w="1276" w:type="dxa"/>
+            <w:tcW w:w="1520" w:type="dxa"/>
             <w:tcBorders>
               <w:left w:val="nil"/>
             </w:tcBorders>
@@ -7364,7 +7393,62 @@
         </w:tc>
         <w:tc>
           <w:tcPr>
-            <w:tcW w:w="1307" w:type="dxa"/>
+            <w:tcW w:w="1063" w:type="dxa"/>
+            <w:shd w:val="clear" w:color="auto" w:fill="FFFFFF"/>
+          </w:tcPr>
+          <w:p>
+            <w:pPr>
+              <w:shd w:val="clear" w:color="auto" w:fill="FFFFFF"/>
+            </w:pPr>
+          </w:p>
+        </w:tc>
+        <w:tc>
+          <w:tcPr>
+            <w:tcW w:w="2975" w:type="dxa"/>
+            <w:shd w:val="clear" w:color="auto" w:fill="FFFFFF"/>
+          </w:tcPr>
+          <w:p>
+            <w:pPr>
+              <w:shd w:val="clear" w:color="auto" w:fill="FFFFFF"/>
+            </w:pPr>
+          </w:p>
+        </w:tc>
+        <w:tc>
+          <w:tcPr>
+            <w:tcW w:w="1195" w:type="dxa"/>
+            <w:tcBorders>
+              <w:right w:val="nil"/>
+            </w:tcBorders>
+            <w:shd w:val="clear" w:color="auto" w:fill="FFFFFF"/>
+          </w:tcPr>
+          <w:p>
+            <w:pPr>
+              <w:shd w:val="clear" w:color="auto" w:fill="FFFFFF"/>
+            </w:pPr>
+          </w:p>
+        </w:tc>
+      </w:tr>
+      <w:tr>
+        <w:trPr>
+          <w:trHeight w:hRule="exact" w:val="310"/>
+        </w:trPr>
+        <w:tc>
+          <w:tcPr>
+            <w:tcW w:w="1520" w:type="dxa"/>
+            <w:tcBorders>
+              <w:left w:val="nil"/>
+            </w:tcBorders>
+            <w:shd w:val="clear" w:color="auto" w:fill="FFFFFF"/>
+          </w:tcPr>
+          <w:p>
+            <w:pPr>
+              <w:shd w:val="clear" w:color="auto" w:fill="FFFFFF"/>
+            </w:pPr>
+          </w:p>
+        </w:tc>
+        <w:tc>
+          <w:tcPr>
+            <w:tcW w:w="1063" w:type="dxa"/>
             <w:shd w:val="clear" w:color="auto" w:fill="FFFFFF"/>
           </w:tcPr>
           <w:p>
@@ -7405,117 +7489,7 @@
         </w:trPr>
         <w:tc>
           <w:tcPr>
-            <w:tcW w:w="1276" w:type="dxa"/>
-            <w:tcBorders>
-              <w:left w:val="nil"/>
-            </w:tcBorders>
-            <w:shd w:val="clear" w:color="auto" w:fill="FFFFFF"/>
-          </w:tcPr>
-          <w:p>
-            <w:pPr>
-              <w:shd w:val="clear" w:color="auto" w:fill="FFFFFF"/>
-            </w:pPr>
-          </w:p>
-        </w:tc>
-        <w:tc>
-          <w:tcPr>
-            <w:tcW w:w="1307" w:type="dxa"/>
-            <w:shd w:val="clear" w:color="auto" w:fill="FFFFFF"/>
-          </w:tcPr>
-          <w:p>
-            <w:pPr>
-              <w:shd w:val="clear" w:color="auto" w:fill="FFFFFF"/>
-            </w:pPr>
-          </w:p>
-        </w:tc>
-        <w:tc>
-          <w:tcPr>
-            <w:tcW w:w="2975" w:type="dxa"/>
-            <w:shd w:val="clear" w:color="auto" w:fill="FFFFFF"/>
-          </w:tcPr>
-          <w:p>
-            <w:pPr>
-              <w:shd w:val="clear" w:color="auto" w:fill="FFFFFF"/>
-            </w:pPr>
-          </w:p>
-        </w:tc>
-        <w:tc>
-          <w:tcPr>
-            <w:tcW w:w="1195" w:type="dxa"/>
-            <w:tcBorders>
-              <w:right w:val="nil"/>
-            </w:tcBorders>
-            <w:shd w:val="clear" w:color="auto" w:fill="FFFFFF"/>
-          </w:tcPr>
-          <w:p>
-            <w:pPr>
-              <w:shd w:val="clear" w:color="auto" w:fill="FFFFFF"/>
-            </w:pPr>
-          </w:p>
-        </w:tc>
-      </w:tr>
-      <w:tr>
-        <w:trPr>
-          <w:trHeight w:hRule="exact" w:val="310"/>
-        </w:trPr>
-        <w:tc>
-          <w:tcPr>
-            <w:tcW w:w="1276" w:type="dxa"/>
-            <w:tcBorders>
-              <w:left w:val="nil"/>
-            </w:tcBorders>
-            <w:shd w:val="clear" w:color="auto" w:fill="FFFFFF"/>
-          </w:tcPr>
-          <w:p>
-            <w:pPr>
-              <w:shd w:val="clear" w:color="auto" w:fill="FFFFFF"/>
-            </w:pPr>
-          </w:p>
-        </w:tc>
-        <w:tc>
-          <w:tcPr>
-            <w:tcW w:w="1307" w:type="dxa"/>
-            <w:shd w:val="clear" w:color="auto" w:fill="FFFFFF"/>
-          </w:tcPr>
-          <w:p>
-            <w:pPr>
-              <w:shd w:val="clear" w:color="auto" w:fill="FFFFFF"/>
-            </w:pPr>
-          </w:p>
-        </w:tc>
-        <w:tc>
-          <w:tcPr>
-            <w:tcW w:w="2975" w:type="dxa"/>
-            <w:shd w:val="clear" w:color="auto" w:fill="FFFFFF"/>
-          </w:tcPr>
-          <w:p>
-            <w:pPr>
-              <w:shd w:val="clear" w:color="auto" w:fill="FFFFFF"/>
-            </w:pPr>
-          </w:p>
-        </w:tc>
-        <w:tc>
-          <w:tcPr>
-            <w:tcW w:w="1195" w:type="dxa"/>
-            <w:tcBorders>
-              <w:right w:val="nil"/>
-            </w:tcBorders>
-            <w:shd w:val="clear" w:color="auto" w:fill="FFFFFF"/>
-          </w:tcPr>
-          <w:p>
-            <w:pPr>
-              <w:shd w:val="clear" w:color="auto" w:fill="FFFFFF"/>
-            </w:pPr>
-          </w:p>
-        </w:tc>
-      </w:tr>
-      <w:tr>
-        <w:trPr>
-          <w:trHeight w:hRule="exact" w:val="317"/>
-        </w:trPr>
-        <w:tc>
-          <w:tcPr>
-            <w:tcW w:w="1276" w:type="dxa"/>
+            <w:tcW w:w="1520" w:type="dxa"/>
             <w:tcBorders>
               <w:left w:val="nil"/>
               <w:bottom w:val="nil"/>
@@ -7530,7 +7504,7 @@
         </w:tc>
         <w:tc>
           <w:tcPr>
-            <w:tcW w:w="1307" w:type="dxa"/>
+            <w:tcW w:w="1063" w:type="dxa"/>
             <w:tcBorders>
               <w:bottom w:val="nil"/>
             </w:tcBorders>
@@ -12694,7 +12668,14 @@
                 <w:sz w:val="20"/>
                 <w:szCs w:val="20"/>
               </w:rPr>
-              <w:t>11</w:t>
+              <w:t>0</w:t>
+            </w:r>
+            <w:r>
+              <w:rPr>
+                <w:sz w:val="20"/>
+                <w:szCs w:val="20"/>
+              </w:rPr>
+              <w:t>1</w:t>
             </w:r>
             <w:r>
               <w:rPr>
@@ -12735,70 +12716,6 @@
                 <w:highlight w:val="yellow"/>
               </w:rPr>
             </w:pPr>
-            <w:r>
-              <w:rPr>
-                <w:noProof/>
-              </w:rPr>
-              <w:drawing>
-                <wp:anchor distT="0" distB="0" distL="114300" distR="114300" simplePos="0" relativeHeight="251667456" behindDoc="0" locked="0" layoutInCell="1" allowOverlap="1" wp14:anchorId="0CBF5C6A" wp14:editId="24490B20">
-                  <wp:simplePos x="0" y="0"/>
-                  <wp:positionH relativeFrom="page">
-                    <wp:posOffset>60960</wp:posOffset>
-                  </wp:positionH>
-                  <wp:positionV relativeFrom="paragraph">
-                    <wp:posOffset>635</wp:posOffset>
-                  </wp:positionV>
-                  <wp:extent cx="1295400" cy="727710"/>
-                  <wp:effectExtent l="0" t="0" r="0" b="0"/>
-                  <wp:wrapNone/>
-                  <wp:docPr id="26" name="Рисунок 26"/>
-                  <wp:cNvGraphicFramePr>
-                    <a:graphicFrameLocks xmlns:a="http://schemas.openxmlformats.org/drawingml/2006/main" noChangeAspect="1"/>
-                  </wp:cNvGraphicFramePr>
-                  <a:graphic xmlns:a="http://schemas.openxmlformats.org/drawingml/2006/main">
-                    <a:graphicData uri="http://schemas.openxmlformats.org/drawingml/2006/picture">
-                      <pic:pic xmlns:pic="http://schemas.openxmlformats.org/drawingml/2006/picture">
-                        <pic:nvPicPr>
-                          <pic:cNvPr id="0" name="Рисунок 2"/>
-                          <pic:cNvPicPr>
-                            <a:picLocks noChangeAspect="1" noChangeArrowheads="1"/>
-                          </pic:cNvPicPr>
-                        </pic:nvPicPr>
-                        <pic:blipFill>
-                          <a:blip r:embed="rId8" cstate="print">
-                            <a:extLst>
-                              <a:ext uri="{28A0092B-C50C-407E-A947-70E740481C1C}">
-                                <a14:useLocalDpi xmlns:a14="http://schemas.microsoft.com/office/drawing/2010/main" val="0"/>
-                              </a:ext>
-                            </a:extLst>
-                          </a:blip>
-                          <a:srcRect/>
-                          <a:stretch>
-                            <a:fillRect/>
-                          </a:stretch>
-                        </pic:blipFill>
-                        <pic:spPr bwMode="auto">
-                          <a:xfrm>
-                            <a:off x="0" y="0"/>
-                            <a:ext cx="1295400" cy="727710"/>
-                          </a:xfrm>
-                          <a:prstGeom prst="rect">
-                            <a:avLst/>
-                          </a:prstGeom>
-                          <a:noFill/>
-                        </pic:spPr>
-                      </pic:pic>
-                    </a:graphicData>
-                  </a:graphic>
-                  <wp14:sizeRelH relativeFrom="page">
-                    <wp14:pctWidth>0</wp14:pctWidth>
-                  </wp14:sizeRelH>
-                  <wp14:sizeRelV relativeFrom="page">
-                    <wp14:pctHeight>0</wp14:pctHeight>
-                  </wp14:sizeRelV>
-                </wp:anchor>
-              </w:drawing>
-            </w:r>
           </w:p>
         </w:tc>
       </w:tr>
@@ -12890,7 +12807,14 @@
                 <w:sz w:val="20"/>
                 <w:szCs w:val="20"/>
               </w:rPr>
-              <w:t>11</w:t>
+              <w:t>0</w:t>
+            </w:r>
+            <w:r>
+              <w:rPr>
+                <w:sz w:val="20"/>
+                <w:szCs w:val="20"/>
+              </w:rPr>
+              <w:t>1</w:t>
             </w:r>
             <w:r>
               <w:rPr>
@@ -12931,70 +12855,6 @@
                 <w:highlight w:val="yellow"/>
               </w:rPr>
             </w:pPr>
-            <w:r>
-              <w:rPr>
-                <w:noProof/>
-              </w:rPr>
-              <w:drawing>
-                <wp:anchor distT="0" distB="0" distL="114300" distR="114300" simplePos="0" relativeHeight="251665408" behindDoc="0" locked="0" layoutInCell="1" allowOverlap="1" wp14:anchorId="1F36559D" wp14:editId="027F1A51">
-                  <wp:simplePos x="0" y="0"/>
-                  <wp:positionH relativeFrom="page">
-                    <wp:posOffset>60960</wp:posOffset>
-                  </wp:positionH>
-                  <wp:positionV relativeFrom="paragraph">
-                    <wp:posOffset>3810</wp:posOffset>
-                  </wp:positionV>
-                  <wp:extent cx="1295400" cy="727710"/>
-                  <wp:effectExtent l="0" t="0" r="0" b="0"/>
-                  <wp:wrapNone/>
-                  <wp:docPr id="25" name="Рисунок 25"/>
-                  <wp:cNvGraphicFramePr>
-                    <a:graphicFrameLocks xmlns:a="http://schemas.openxmlformats.org/drawingml/2006/main" noChangeAspect="1"/>
-                  </wp:cNvGraphicFramePr>
-                  <a:graphic xmlns:a="http://schemas.openxmlformats.org/drawingml/2006/main">
-                    <a:graphicData uri="http://schemas.openxmlformats.org/drawingml/2006/picture">
-                      <pic:pic xmlns:pic="http://schemas.openxmlformats.org/drawingml/2006/picture">
-                        <pic:nvPicPr>
-                          <pic:cNvPr id="0" name="Рисунок 2"/>
-                          <pic:cNvPicPr>
-                            <a:picLocks noChangeAspect="1" noChangeArrowheads="1"/>
-                          </pic:cNvPicPr>
-                        </pic:nvPicPr>
-                        <pic:blipFill>
-                          <a:blip r:embed="rId8" cstate="print">
-                            <a:extLst>
-                              <a:ext uri="{28A0092B-C50C-407E-A947-70E740481C1C}">
-                                <a14:useLocalDpi xmlns:a14="http://schemas.microsoft.com/office/drawing/2010/main" val="0"/>
-                              </a:ext>
-                            </a:extLst>
-                          </a:blip>
-                          <a:srcRect/>
-                          <a:stretch>
-                            <a:fillRect/>
-                          </a:stretch>
-                        </pic:blipFill>
-                        <pic:spPr bwMode="auto">
-                          <a:xfrm>
-                            <a:off x="0" y="0"/>
-                            <a:ext cx="1295400" cy="727710"/>
-                          </a:xfrm>
-                          <a:prstGeom prst="rect">
-                            <a:avLst/>
-                          </a:prstGeom>
-                          <a:noFill/>
-                        </pic:spPr>
-                      </pic:pic>
-                    </a:graphicData>
-                  </a:graphic>
-                  <wp14:sizeRelH relativeFrom="page">
-                    <wp14:pctWidth>0</wp14:pctWidth>
-                  </wp14:sizeRelH>
-                  <wp14:sizeRelV relativeFrom="page">
-                    <wp14:pctHeight>0</wp14:pctHeight>
-                  </wp14:sizeRelV>
-                </wp:anchor>
-              </w:drawing>
-            </w:r>
           </w:p>
         </w:tc>
       </w:tr>
@@ -13083,74 +12943,17 @@
             </w:pPr>
             <w:r>
               <w:rPr>
-                <w:noProof/>
-              </w:rPr>
-              <w:drawing>
-                <wp:anchor distT="0" distB="0" distL="114300" distR="114300" simplePos="0" relativeHeight="251663360" behindDoc="0" locked="0" layoutInCell="1" allowOverlap="1" wp14:anchorId="3264DB29" wp14:editId="6E71B0FC">
-                  <wp:simplePos x="0" y="0"/>
-                  <wp:positionH relativeFrom="page">
-                    <wp:posOffset>15240</wp:posOffset>
-                  </wp:positionH>
-                  <wp:positionV relativeFrom="paragraph">
-                    <wp:posOffset>153035</wp:posOffset>
-                  </wp:positionV>
-                  <wp:extent cx="1295400" cy="727710"/>
-                  <wp:effectExtent l="0" t="0" r="0" b="0"/>
-                  <wp:wrapNone/>
-                  <wp:docPr id="24" name="Рисунок 24"/>
-                  <wp:cNvGraphicFramePr>
-                    <a:graphicFrameLocks xmlns:a="http://schemas.openxmlformats.org/drawingml/2006/main" noChangeAspect="1"/>
-                  </wp:cNvGraphicFramePr>
-                  <a:graphic xmlns:a="http://schemas.openxmlformats.org/drawingml/2006/main">
-                    <a:graphicData uri="http://schemas.openxmlformats.org/drawingml/2006/picture">
-                      <pic:pic xmlns:pic="http://schemas.openxmlformats.org/drawingml/2006/picture">
-                        <pic:nvPicPr>
-                          <pic:cNvPr id="0" name="Рисунок 2"/>
-                          <pic:cNvPicPr>
-                            <a:picLocks noChangeAspect="1" noChangeArrowheads="1"/>
-                          </pic:cNvPicPr>
-                        </pic:nvPicPr>
-                        <pic:blipFill>
-                          <a:blip r:embed="rId8" cstate="print">
-                            <a:extLst>
-                              <a:ext uri="{28A0092B-C50C-407E-A947-70E740481C1C}">
-                                <a14:useLocalDpi xmlns:a14="http://schemas.microsoft.com/office/drawing/2010/main" val="0"/>
-                              </a:ext>
-                            </a:extLst>
-                          </a:blip>
-                          <a:srcRect/>
-                          <a:stretch>
-                            <a:fillRect/>
-                          </a:stretch>
-                        </pic:blipFill>
-                        <pic:spPr bwMode="auto">
-                          <a:xfrm>
-                            <a:off x="0" y="0"/>
-                            <a:ext cx="1295400" cy="727710"/>
-                          </a:xfrm>
-                          <a:prstGeom prst="rect">
-                            <a:avLst/>
-                          </a:prstGeom>
-                          <a:noFill/>
-                        </pic:spPr>
-                      </pic:pic>
-                    </a:graphicData>
-                  </a:graphic>
-                  <wp14:sizeRelH relativeFrom="page">
-                    <wp14:pctWidth>0</wp14:pctWidth>
-                  </wp14:sizeRelH>
-                  <wp14:sizeRelV relativeFrom="page">
-                    <wp14:pctHeight>0</wp14:pctHeight>
-                  </wp14:sizeRelV>
-                </wp:anchor>
-              </w:drawing>
-            </w:r>
-            <w:r>
-              <w:rPr>
-                <w:sz w:val="20"/>
-                <w:szCs w:val="20"/>
-              </w:rPr>
-              <w:t>11</w:t>
+                <w:sz w:val="20"/>
+                <w:szCs w:val="20"/>
+              </w:rPr>
+              <w:t>0</w:t>
+            </w:r>
+            <w:r>
+              <w:rPr>
+                <w:sz w:val="20"/>
+                <w:szCs w:val="20"/>
+              </w:rPr>
+              <w:t>1</w:t>
             </w:r>
             <w:r>
               <w:rPr>
@@ -13293,74 +13096,17 @@
             </w:pPr>
             <w:r>
               <w:rPr>
-                <w:noProof/>
-              </w:rPr>
-              <w:drawing>
-                <wp:anchor distT="0" distB="0" distL="114300" distR="114300" simplePos="0" relativeHeight="251661312" behindDoc="0" locked="0" layoutInCell="1" allowOverlap="1" wp14:anchorId="0DEAEA45" wp14:editId="50667E8C">
-                  <wp:simplePos x="0" y="0"/>
-                  <wp:positionH relativeFrom="page">
-                    <wp:posOffset>15240</wp:posOffset>
-                  </wp:positionH>
-                  <wp:positionV relativeFrom="paragraph">
-                    <wp:posOffset>87630</wp:posOffset>
-                  </wp:positionV>
-                  <wp:extent cx="1295400" cy="727710"/>
-                  <wp:effectExtent l="0" t="0" r="0" b="0"/>
-                  <wp:wrapNone/>
-                  <wp:docPr id="23" name="Рисунок 23"/>
-                  <wp:cNvGraphicFramePr>
-                    <a:graphicFrameLocks xmlns:a="http://schemas.openxmlformats.org/drawingml/2006/main" noChangeAspect="1"/>
-                  </wp:cNvGraphicFramePr>
-                  <a:graphic xmlns:a="http://schemas.openxmlformats.org/drawingml/2006/main">
-                    <a:graphicData uri="http://schemas.openxmlformats.org/drawingml/2006/picture">
-                      <pic:pic xmlns:pic="http://schemas.openxmlformats.org/drawingml/2006/picture">
-                        <pic:nvPicPr>
-                          <pic:cNvPr id="0" name="Рисунок 2"/>
-                          <pic:cNvPicPr>
-                            <a:picLocks noChangeAspect="1" noChangeArrowheads="1"/>
-                          </pic:cNvPicPr>
-                        </pic:nvPicPr>
-                        <pic:blipFill>
-                          <a:blip r:embed="rId8" cstate="print">
-                            <a:extLst>
-                              <a:ext uri="{28A0092B-C50C-407E-A947-70E740481C1C}">
-                                <a14:useLocalDpi xmlns:a14="http://schemas.microsoft.com/office/drawing/2010/main" val="0"/>
-                              </a:ext>
-                            </a:extLst>
-                          </a:blip>
-                          <a:srcRect/>
-                          <a:stretch>
-                            <a:fillRect/>
-                          </a:stretch>
-                        </pic:blipFill>
-                        <pic:spPr bwMode="auto">
-                          <a:xfrm>
-                            <a:off x="0" y="0"/>
-                            <a:ext cx="1295400" cy="727710"/>
-                          </a:xfrm>
-                          <a:prstGeom prst="rect">
-                            <a:avLst/>
-                          </a:prstGeom>
-                          <a:noFill/>
-                        </pic:spPr>
-                      </pic:pic>
-                    </a:graphicData>
-                  </a:graphic>
-                  <wp14:sizeRelH relativeFrom="page">
-                    <wp14:pctWidth>0</wp14:pctWidth>
-                  </wp14:sizeRelH>
-                  <wp14:sizeRelV relativeFrom="page">
-                    <wp14:pctHeight>0</wp14:pctHeight>
-                  </wp14:sizeRelV>
-                </wp:anchor>
-              </w:drawing>
-            </w:r>
-            <w:r>
-              <w:rPr>
-                <w:sz w:val="20"/>
-                <w:szCs w:val="20"/>
-              </w:rPr>
-              <w:t>11</w:t>
+                <w:sz w:val="20"/>
+                <w:szCs w:val="20"/>
+              </w:rPr>
+              <w:t>0</w:t>
+            </w:r>
+            <w:r>
+              <w:rPr>
+                <w:sz w:val="20"/>
+                <w:szCs w:val="20"/>
+              </w:rPr>
+              <w:t>1</w:t>
             </w:r>
             <w:r>
               <w:rPr>
@@ -14755,7 +14501,7 @@
 </file>
 
 <file path=word/endnotes.xml><?xml version="1.0" encoding="utf-8"?>
-<w:endnotes xmlns:wpc="http://schemas.microsoft.com/office/word/2010/wordprocessingCanvas" xmlns:cx="http://schemas.microsoft.com/office/drawing/2014/chartex" xmlns:cx1="http://schemas.microsoft.com/office/drawing/2015/9/8/chartex" xmlns:cx2="http://schemas.microsoft.com/office/drawing/2015/10/21/chartex" xmlns:cx3="http://schemas.microsoft.com/office/drawing/2016/5/9/chartex" xmlns:cx4="http://schemas.microsoft.com/office/drawing/2016/5/10/chartex" xmlns:cx5="http://schemas.microsoft.com/office/drawing/2016/5/11/chartex" xmlns:cx6="http://schemas.microsoft.com/office/drawing/2016/5/12/chartex" xmlns:cx7="http://schemas.microsoft.com/office/drawing/2016/5/13/chartex" xmlns:cx8="http://schemas.microsoft.com/office/drawing/2016/5/14/chartex" xmlns:mc="http://schemas.openxmlformats.org/markup-compatibility/2006" xmlns:aink="http://schemas.microsoft.com/office/drawing/2016/ink" xmlns:am3d="http://schemas.microsoft.com/office/drawing/2017/model3d" xmlns:o="urn:schemas-microsoft-com:office:office" xmlns:oel="http://schemas.microsoft.com/office/2019/extlst" xmlns:r="http://schemas.openxmlformats.org/officeDocument/2006/relationships" xmlns:m="http://schemas.openxmlformats.org/officeDocument/2006/math" xmlns:v="urn:schemas-microsoft-com:vml" xmlns:wp14="http://schemas.microsoft.com/office/word/2010/wordprocessingDrawing" xmlns:wp="http://schemas.openxmlformats.org/drawingml/2006/wordprocessingDrawing" xmlns:w10="urn:schemas-microsoft-com:office:word" xmlns:w="http://schemas.openxmlformats.org/wordprocessingml/2006/main" xmlns:w14="http://schemas.microsoft.com/office/word/2010/wordml" xmlns:w15="http://schemas.microsoft.com/office/word/2012/wordml" xmlns:w16cex="http://schemas.microsoft.com/office/word/2018/wordml/cex" xmlns:w16cid="http://schemas.microsoft.com/office/word/2016/wordml/cid" xmlns:w16="http://schemas.microsoft.com/office/word/2018/wordml" xmlns:w16sdtdh="http://schemas.microsoft.com/office/word/2020/wordml/sdtdatahash" xmlns:w16se="http://schemas.microsoft.com/office/word/2015/wordml/symex" xmlns:wpg="http://schemas.microsoft.com/office/word/2010/wordprocessingGroup" xmlns:wpi="http://schemas.microsoft.com/office/word/2010/wordprocessingInk" xmlns:wne="http://schemas.microsoft.com/office/word/2006/wordml" xmlns:wps="http://schemas.microsoft.com/office/word/2010/wordprocessingShape" mc:Ignorable="w14 w15 w16se w16cid w16 w16cex w16sdtdh wp14">
+<w:endnotes xmlns:wpc="http://schemas.microsoft.com/office/word/2010/wordprocessingCanvas" xmlns:cx="http://schemas.microsoft.com/office/drawing/2014/chartex" xmlns:cx1="http://schemas.microsoft.com/office/drawing/2015/9/8/chartex" xmlns:cx2="http://schemas.microsoft.com/office/drawing/2015/10/21/chartex" xmlns:cx3="http://schemas.microsoft.com/office/drawing/2016/5/9/chartex" xmlns:cx4="http://schemas.microsoft.com/office/drawing/2016/5/10/chartex" xmlns:cx5="http://schemas.microsoft.com/office/drawing/2016/5/11/chartex" xmlns:cx6="http://schemas.microsoft.com/office/drawing/2016/5/12/chartex" xmlns:cx7="http://schemas.microsoft.com/office/drawing/2016/5/13/chartex" xmlns:cx8="http://schemas.microsoft.com/office/drawing/2016/5/14/chartex" xmlns:mc="http://schemas.openxmlformats.org/markup-compatibility/2006" xmlns:aink="http://schemas.microsoft.com/office/drawing/2016/ink" xmlns:am3d="http://schemas.microsoft.com/office/drawing/2017/model3d" xmlns:o="urn:schemas-microsoft-com:office:office" xmlns:r="http://schemas.openxmlformats.org/officeDocument/2006/relationships" xmlns:m="http://schemas.openxmlformats.org/officeDocument/2006/math" xmlns:v="urn:schemas-microsoft-com:vml" xmlns:wp14="http://schemas.microsoft.com/office/word/2010/wordprocessingDrawing" xmlns:wp="http://schemas.openxmlformats.org/drawingml/2006/wordprocessingDrawing" xmlns:w10="urn:schemas-microsoft-com:office:word" xmlns:w="http://schemas.openxmlformats.org/wordprocessingml/2006/main" xmlns:w14="http://schemas.microsoft.com/office/word/2010/wordml" xmlns:w15="http://schemas.microsoft.com/office/word/2012/wordml" xmlns:w16cex="http://schemas.microsoft.com/office/word/2018/wordml/cex" xmlns:w16cid="http://schemas.microsoft.com/office/word/2016/wordml/cid" xmlns:w16="http://schemas.microsoft.com/office/word/2018/wordml" xmlns:w16sdtdh="http://schemas.microsoft.com/office/word/2020/wordml/sdtdatahash" xmlns:w16se="http://schemas.microsoft.com/office/word/2015/wordml/symex" xmlns:wpg="http://schemas.microsoft.com/office/word/2010/wordprocessingGroup" xmlns:wpi="http://schemas.microsoft.com/office/word/2010/wordprocessingInk" xmlns:wne="http://schemas.microsoft.com/office/word/2006/wordml" xmlns:wps="http://schemas.microsoft.com/office/word/2010/wordprocessingShape" mc:Ignorable="w14 w15 w16se w16cid w16 w16cex w16sdtdh wp14">
   <w:endnote w:type="separator" w:id="-1">
     <w:p>
       <w:r>
@@ -14774,7 +14520,7 @@
 </file>
 
 <file path=word/footnotes.xml><?xml version="1.0" encoding="utf-8"?>
-<w:footnotes xmlns:wpc="http://schemas.microsoft.com/office/word/2010/wordprocessingCanvas" xmlns:cx="http://schemas.microsoft.com/office/drawing/2014/chartex" xmlns:cx1="http://schemas.microsoft.com/office/drawing/2015/9/8/chartex" xmlns:cx2="http://schemas.microsoft.com/office/drawing/2015/10/21/chartex" xmlns:cx3="http://schemas.microsoft.com/office/drawing/2016/5/9/chartex" xmlns:cx4="http://schemas.microsoft.com/office/drawing/2016/5/10/chartex" xmlns:cx5="http://schemas.microsoft.com/office/drawing/2016/5/11/chartex" xmlns:cx6="http://schemas.microsoft.com/office/drawing/2016/5/12/chartex" xmlns:cx7="http://schemas.microsoft.com/office/drawing/2016/5/13/chartex" xmlns:cx8="http://schemas.microsoft.com/office/drawing/2016/5/14/chartex" xmlns:mc="http://schemas.openxmlformats.org/markup-compatibility/2006" xmlns:aink="http://schemas.microsoft.com/office/drawing/2016/ink" xmlns:am3d="http://schemas.microsoft.com/office/drawing/2017/model3d" xmlns:o="urn:schemas-microsoft-com:office:office" xmlns:oel="http://schemas.microsoft.com/office/2019/extlst" xmlns:r="http://schemas.openxmlformats.org/officeDocument/2006/relationships" xmlns:m="http://schemas.openxmlformats.org/officeDocument/2006/math" xmlns:v="urn:schemas-microsoft-com:vml" xmlns:wp14="http://schemas.microsoft.com/office/word/2010/wordprocessingDrawing" xmlns:wp="http://schemas.openxmlformats.org/drawingml/2006/wordprocessingDrawing" xmlns:w10="urn:schemas-microsoft-com:office:word" xmlns:w="http://schemas.openxmlformats.org/wordprocessingml/2006/main" xmlns:w14="http://schemas.microsoft.com/office/word/2010/wordml" xmlns:w15="http://schemas.microsoft.com/office/word/2012/wordml" xmlns:w16cex="http://schemas.microsoft.com/office/word/2018/wordml/cex" xmlns:w16cid="http://schemas.microsoft.com/office/word/2016/wordml/cid" xmlns:w16="http://schemas.microsoft.com/office/word/2018/wordml" xmlns:w16sdtdh="http://schemas.microsoft.com/office/word/2020/wordml/sdtdatahash" xmlns:w16se="http://schemas.microsoft.com/office/word/2015/wordml/symex" xmlns:wpg="http://schemas.microsoft.com/office/word/2010/wordprocessingGroup" xmlns:wpi="http://schemas.microsoft.com/office/word/2010/wordprocessingInk" xmlns:wne="http://schemas.microsoft.com/office/word/2006/wordml" xmlns:wps="http://schemas.microsoft.com/office/word/2010/wordprocessingShape" mc:Ignorable="w14 w15 w16se w16cid w16 w16cex w16sdtdh wp14">
+<w:footnotes xmlns:wpc="http://schemas.microsoft.com/office/word/2010/wordprocessingCanvas" xmlns:cx="http://schemas.microsoft.com/office/drawing/2014/chartex" xmlns:cx1="http://schemas.microsoft.com/office/drawing/2015/9/8/chartex" xmlns:cx2="http://schemas.microsoft.com/office/drawing/2015/10/21/chartex" xmlns:cx3="http://schemas.microsoft.com/office/drawing/2016/5/9/chartex" xmlns:cx4="http://schemas.microsoft.com/office/drawing/2016/5/10/chartex" xmlns:cx5="http://schemas.microsoft.com/office/drawing/2016/5/11/chartex" xmlns:cx6="http://schemas.microsoft.com/office/drawing/2016/5/12/chartex" xmlns:cx7="http://schemas.microsoft.com/office/drawing/2016/5/13/chartex" xmlns:cx8="http://schemas.microsoft.com/office/drawing/2016/5/14/chartex" xmlns:mc="http://schemas.openxmlformats.org/markup-compatibility/2006" xmlns:aink="http://schemas.microsoft.com/office/drawing/2016/ink" xmlns:am3d="http://schemas.microsoft.com/office/drawing/2017/model3d" xmlns:o="urn:schemas-microsoft-com:office:office" xmlns:r="http://schemas.openxmlformats.org/officeDocument/2006/relationships" xmlns:m="http://schemas.openxmlformats.org/officeDocument/2006/math" xmlns:v="urn:schemas-microsoft-com:vml" xmlns:wp14="http://schemas.microsoft.com/office/word/2010/wordprocessingDrawing" xmlns:wp="http://schemas.openxmlformats.org/drawingml/2006/wordprocessingDrawing" xmlns:w10="urn:schemas-microsoft-com:office:word" xmlns:w="http://schemas.openxmlformats.org/wordprocessingml/2006/main" xmlns:w14="http://schemas.microsoft.com/office/word/2010/wordml" xmlns:w15="http://schemas.microsoft.com/office/word/2012/wordml" xmlns:w16cex="http://schemas.microsoft.com/office/word/2018/wordml/cex" xmlns:w16cid="http://schemas.microsoft.com/office/word/2016/wordml/cid" xmlns:w16="http://schemas.microsoft.com/office/word/2018/wordml" xmlns:w16sdtdh="http://schemas.microsoft.com/office/word/2020/wordml/sdtdatahash" xmlns:w16se="http://schemas.microsoft.com/office/word/2015/wordml/symex" xmlns:wpg="http://schemas.microsoft.com/office/word/2010/wordprocessingGroup" xmlns:wpi="http://schemas.microsoft.com/office/word/2010/wordprocessingInk" xmlns:wne="http://schemas.microsoft.com/office/word/2006/wordml" xmlns:wps="http://schemas.microsoft.com/office/word/2010/wordprocessingShape" mc:Ignorable="w14 w15 w16se w16cid w16 w16cex w16sdtdh wp14">
   <w:footnote w:type="separator" w:id="-1">
     <w:p>
       <w:r>
@@ -14793,7 +14539,7 @@
 </file>
 
 <file path=word/header1.xml><?xml version="1.0" encoding="utf-8"?>
-<w:hdr xmlns:wpc="http://schemas.microsoft.com/office/word/2010/wordprocessingCanvas" xmlns:cx="http://schemas.microsoft.com/office/drawing/2014/chartex" xmlns:cx1="http://schemas.microsoft.com/office/drawing/2015/9/8/chartex" xmlns:cx2="http://schemas.microsoft.com/office/drawing/2015/10/21/chartex" xmlns:cx3="http://schemas.microsoft.com/office/drawing/2016/5/9/chartex" xmlns:cx4="http://schemas.microsoft.com/office/drawing/2016/5/10/chartex" xmlns:cx5="http://schemas.microsoft.com/office/drawing/2016/5/11/chartex" xmlns:cx6="http://schemas.microsoft.com/office/drawing/2016/5/12/chartex" xmlns:cx7="http://schemas.microsoft.com/office/drawing/2016/5/13/chartex" xmlns:cx8="http://schemas.microsoft.com/office/drawing/2016/5/14/chartex" xmlns:mc="http://schemas.openxmlformats.org/markup-compatibility/2006" xmlns:aink="http://schemas.microsoft.com/office/drawing/2016/ink" xmlns:am3d="http://schemas.microsoft.com/office/drawing/2017/model3d" xmlns:o="urn:schemas-microsoft-com:office:office" xmlns:oel="http://schemas.microsoft.com/office/2019/extlst" xmlns:r="http://schemas.openxmlformats.org/officeDocument/2006/relationships" xmlns:m="http://schemas.openxmlformats.org/officeDocument/2006/math" xmlns:v="urn:schemas-microsoft-com:vml" xmlns:wp14="http://schemas.microsoft.com/office/word/2010/wordprocessingDrawing" xmlns:wp="http://schemas.openxmlformats.org/drawingml/2006/wordprocessingDrawing" xmlns:w10="urn:schemas-microsoft-com:office:word" xmlns:w="http://schemas.openxmlformats.org/wordprocessingml/2006/main" xmlns:w14="http://schemas.microsoft.com/office/word/2010/wordml" xmlns:w15="http://schemas.microsoft.com/office/word/2012/wordml" xmlns:w16cex="http://schemas.microsoft.com/office/word/2018/wordml/cex" xmlns:w16cid="http://schemas.microsoft.com/office/word/2016/wordml/cid" xmlns:w16="http://schemas.microsoft.com/office/word/2018/wordml" xmlns:w16sdtdh="http://schemas.microsoft.com/office/word/2020/wordml/sdtdatahash" xmlns:w16se="http://schemas.microsoft.com/office/word/2015/wordml/symex" xmlns:wpg="http://schemas.microsoft.com/office/word/2010/wordprocessingGroup" xmlns:wpi="http://schemas.microsoft.com/office/word/2010/wordprocessingInk" xmlns:wne="http://schemas.microsoft.com/office/word/2006/wordml" xmlns:wps="http://schemas.microsoft.com/office/word/2010/wordprocessingShape" mc:Ignorable="w14 w15 w16se w16cid w16 w16cex w16sdtdh wp14">
+<w:hdr xmlns:wpc="http://schemas.microsoft.com/office/word/2010/wordprocessingCanvas" xmlns:cx="http://schemas.microsoft.com/office/drawing/2014/chartex" xmlns:cx1="http://schemas.microsoft.com/office/drawing/2015/9/8/chartex" xmlns:cx2="http://schemas.microsoft.com/office/drawing/2015/10/21/chartex" xmlns:cx3="http://schemas.microsoft.com/office/drawing/2016/5/9/chartex" xmlns:cx4="http://schemas.microsoft.com/office/drawing/2016/5/10/chartex" xmlns:cx5="http://schemas.microsoft.com/office/drawing/2016/5/11/chartex" xmlns:cx6="http://schemas.microsoft.com/office/drawing/2016/5/12/chartex" xmlns:cx7="http://schemas.microsoft.com/office/drawing/2016/5/13/chartex" xmlns:cx8="http://schemas.microsoft.com/office/drawing/2016/5/14/chartex" xmlns:mc="http://schemas.openxmlformats.org/markup-compatibility/2006" xmlns:aink="http://schemas.microsoft.com/office/drawing/2016/ink" xmlns:am3d="http://schemas.microsoft.com/office/drawing/2017/model3d" xmlns:o="urn:schemas-microsoft-com:office:office" xmlns:r="http://schemas.openxmlformats.org/officeDocument/2006/relationships" xmlns:m="http://schemas.openxmlformats.org/officeDocument/2006/math" xmlns:v="urn:schemas-microsoft-com:vml" xmlns:wp14="http://schemas.microsoft.com/office/word/2010/wordprocessingDrawing" xmlns:wp="http://schemas.openxmlformats.org/drawingml/2006/wordprocessingDrawing" xmlns:w10="urn:schemas-microsoft-com:office:word" xmlns:w="http://schemas.openxmlformats.org/wordprocessingml/2006/main" xmlns:w14="http://schemas.microsoft.com/office/word/2010/wordml" xmlns:w15="http://schemas.microsoft.com/office/word/2012/wordml" xmlns:w16cex="http://schemas.microsoft.com/office/word/2018/wordml/cex" xmlns:w16cid="http://schemas.microsoft.com/office/word/2016/wordml/cid" xmlns:w16="http://schemas.microsoft.com/office/word/2018/wordml" xmlns:w16sdtdh="http://schemas.microsoft.com/office/word/2020/wordml/sdtdatahash" xmlns:w16se="http://schemas.microsoft.com/office/word/2015/wordml/symex" xmlns:wpg="http://schemas.microsoft.com/office/word/2010/wordprocessingGroup" xmlns:wpi="http://schemas.microsoft.com/office/word/2010/wordprocessingInk" xmlns:wne="http://schemas.microsoft.com/office/word/2006/wordml" xmlns:wps="http://schemas.microsoft.com/office/word/2010/wordprocessingShape" mc:Ignorable="w14 w15 w16se w16cid w16 w16cex w16sdtdh wp14">
   <w:p>
     <w:pPr>
       <w:pStyle w:val="af3"/>
@@ -14822,7 +14568,7 @@
 </file>
 
 <file path=word/numbering.xml><?xml version="1.0" encoding="utf-8"?>
-<w:numbering xmlns:wpc="http://schemas.microsoft.com/office/word/2010/wordprocessingCanvas" xmlns:cx="http://schemas.microsoft.com/office/drawing/2014/chartex" xmlns:cx1="http://schemas.microsoft.com/office/drawing/2015/9/8/chartex" xmlns:cx2="http://schemas.microsoft.com/office/drawing/2015/10/21/chartex" xmlns:cx3="http://schemas.microsoft.com/office/drawing/2016/5/9/chartex" xmlns:cx4="http://schemas.microsoft.com/office/drawing/2016/5/10/chartex" xmlns:cx5="http://schemas.microsoft.com/office/drawing/2016/5/11/chartex" xmlns:cx6="http://schemas.microsoft.com/office/drawing/2016/5/12/chartex" xmlns:cx7="http://schemas.microsoft.com/office/drawing/2016/5/13/chartex" xmlns:cx8="http://schemas.microsoft.com/office/drawing/2016/5/14/chartex" xmlns:mc="http://schemas.openxmlformats.org/markup-compatibility/2006" xmlns:aink="http://schemas.microsoft.com/office/drawing/2016/ink" xmlns:am3d="http://schemas.microsoft.com/office/drawing/2017/model3d" xmlns:o="urn:schemas-microsoft-com:office:office" xmlns:oel="http://schemas.microsoft.com/office/2019/extlst" xmlns:r="http://schemas.openxmlformats.org/officeDocument/2006/relationships" xmlns:m="http://schemas.openxmlformats.org/officeDocument/2006/math" xmlns:v="urn:schemas-microsoft-com:vml" xmlns:wp14="http://schemas.microsoft.com/office/word/2010/wordprocessingDrawing" xmlns:wp="http://schemas.openxmlformats.org/drawingml/2006/wordprocessingDrawing" xmlns:w10="urn:schemas-microsoft-com:office:word" xmlns:w="http://schemas.openxmlformats.org/wordprocessingml/2006/main" xmlns:w14="http://schemas.microsoft.com/office/word/2010/wordml" xmlns:w15="http://schemas.microsoft.com/office/word/2012/wordml" xmlns:w16cex="http://schemas.microsoft.com/office/word/2018/wordml/cex" xmlns:w16cid="http://schemas.microsoft.com/office/word/2016/wordml/cid" xmlns:w16="http://schemas.microsoft.com/office/word/2018/wordml" xmlns:w16sdtdh="http://schemas.microsoft.com/office/word/2020/wordml/sdtdatahash" xmlns:w16se="http://schemas.microsoft.com/office/word/2015/wordml/symex" xmlns:wpg="http://schemas.microsoft.com/office/word/2010/wordprocessingGroup" xmlns:wpi="http://schemas.microsoft.com/office/word/2010/wordprocessingInk" xmlns:wne="http://schemas.microsoft.com/office/word/2006/wordml" xmlns:wps="http://schemas.microsoft.com/office/word/2010/wordprocessingShape" mc:Ignorable="w14 w15 w16se w16cid w16 w16cex w16sdtdh wp14">
+<w:numbering xmlns:wpc="http://schemas.microsoft.com/office/word/2010/wordprocessingCanvas" xmlns:cx="http://schemas.microsoft.com/office/drawing/2014/chartex" xmlns:cx1="http://schemas.microsoft.com/office/drawing/2015/9/8/chartex" xmlns:cx2="http://schemas.microsoft.com/office/drawing/2015/10/21/chartex" xmlns:cx3="http://schemas.microsoft.com/office/drawing/2016/5/9/chartex" xmlns:cx4="http://schemas.microsoft.com/office/drawing/2016/5/10/chartex" xmlns:cx5="http://schemas.microsoft.com/office/drawing/2016/5/11/chartex" xmlns:cx6="http://schemas.microsoft.com/office/drawing/2016/5/12/chartex" xmlns:cx7="http://schemas.microsoft.com/office/drawing/2016/5/13/chartex" xmlns:cx8="http://schemas.microsoft.com/office/drawing/2016/5/14/chartex" xmlns:mc="http://schemas.openxmlformats.org/markup-compatibility/2006" xmlns:aink="http://schemas.microsoft.com/office/drawing/2016/ink" xmlns:am3d="http://schemas.microsoft.com/office/drawing/2017/model3d" xmlns:o="urn:schemas-microsoft-com:office:office" xmlns:r="http://schemas.openxmlformats.org/officeDocument/2006/relationships" xmlns:m="http://schemas.openxmlformats.org/officeDocument/2006/math" xmlns:v="urn:schemas-microsoft-com:vml" xmlns:wp14="http://schemas.microsoft.com/office/word/2010/wordprocessingDrawing" xmlns:wp="http://schemas.openxmlformats.org/drawingml/2006/wordprocessingDrawing" xmlns:w10="urn:schemas-microsoft-com:office:word" xmlns:w="http://schemas.openxmlformats.org/wordprocessingml/2006/main" xmlns:w14="http://schemas.microsoft.com/office/word/2010/wordml" xmlns:w15="http://schemas.microsoft.com/office/word/2012/wordml" xmlns:w16cex="http://schemas.microsoft.com/office/word/2018/wordml/cex" xmlns:w16cid="http://schemas.microsoft.com/office/word/2016/wordml/cid" xmlns:w16="http://schemas.microsoft.com/office/word/2018/wordml" xmlns:w16sdtdh="http://schemas.microsoft.com/office/word/2020/wordml/sdtdatahash" xmlns:w16se="http://schemas.microsoft.com/office/word/2015/wordml/symex" xmlns:wpg="http://schemas.microsoft.com/office/word/2010/wordprocessingGroup" xmlns:wpi="http://schemas.microsoft.com/office/word/2010/wordprocessingInk" xmlns:wne="http://schemas.microsoft.com/office/word/2006/wordml" xmlns:wps="http://schemas.microsoft.com/office/word/2010/wordprocessingShape" mc:Ignorable="w14 w15 w16se w16cid w16 w16cex w16sdtdh wp14">
   <w:abstractNum w:abstractNumId="0" w15:restartNumberingAfterBreak="0">
     <w:nsid w:val="0A9B17BE"/>
     <w:multiLevelType w:val="hybridMultilevel"/>
@@ -17722,91 +17468,91 @@
       </w:rPr>
     </w:lvl>
   </w:abstractNum>
-  <w:num w:numId="1" w16cid:durableId="2008631362">
+  <w:num w:numId="1">
     <w:abstractNumId w:val="15"/>
   </w:num>
-  <w:num w:numId="2" w16cid:durableId="95442995">
+  <w:num w:numId="2">
     <w:abstractNumId w:val="19"/>
   </w:num>
-  <w:num w:numId="3" w16cid:durableId="530338207">
+  <w:num w:numId="3">
     <w:abstractNumId w:val="14"/>
   </w:num>
-  <w:num w:numId="4" w16cid:durableId="502163351">
+  <w:num w:numId="4">
     <w:abstractNumId w:val="10"/>
   </w:num>
-  <w:num w:numId="5" w16cid:durableId="950936391">
+  <w:num w:numId="5">
     <w:abstractNumId w:val="18"/>
   </w:num>
-  <w:num w:numId="6" w16cid:durableId="1797525191">
+  <w:num w:numId="6">
     <w:abstractNumId w:val="8"/>
   </w:num>
-  <w:num w:numId="7" w16cid:durableId="511183070">
+  <w:num w:numId="7">
     <w:abstractNumId w:val="6"/>
   </w:num>
-  <w:num w:numId="8" w16cid:durableId="81068407">
+  <w:num w:numId="8">
     <w:abstractNumId w:val="20"/>
   </w:num>
-  <w:num w:numId="9" w16cid:durableId="709695290">
+  <w:num w:numId="9">
     <w:abstractNumId w:val="16"/>
   </w:num>
-  <w:num w:numId="10" w16cid:durableId="1854997910">
+  <w:num w:numId="10">
     <w:abstractNumId w:val="25"/>
   </w:num>
-  <w:num w:numId="11" w16cid:durableId="1820532472">
+  <w:num w:numId="11">
     <w:abstractNumId w:val="5"/>
   </w:num>
-  <w:num w:numId="12" w16cid:durableId="82185783">
+  <w:num w:numId="12">
     <w:abstractNumId w:val="24"/>
   </w:num>
-  <w:num w:numId="13" w16cid:durableId="626199116">
+  <w:num w:numId="13">
     <w:abstractNumId w:val="9"/>
   </w:num>
-  <w:num w:numId="14" w16cid:durableId="1280995157">
+  <w:num w:numId="14">
     <w:abstractNumId w:val="26"/>
   </w:num>
-  <w:num w:numId="15" w16cid:durableId="50927489">
+  <w:num w:numId="15">
     <w:abstractNumId w:val="2"/>
   </w:num>
-  <w:num w:numId="16" w16cid:durableId="1483736580">
+  <w:num w:numId="16">
     <w:abstractNumId w:val="11"/>
   </w:num>
-  <w:num w:numId="17" w16cid:durableId="338777028">
+  <w:num w:numId="17">
     <w:abstractNumId w:val="3"/>
   </w:num>
-  <w:num w:numId="18" w16cid:durableId="520242013">
+  <w:num w:numId="18">
     <w:abstractNumId w:val="17"/>
   </w:num>
-  <w:num w:numId="19" w16cid:durableId="682980357">
+  <w:num w:numId="19">
     <w:abstractNumId w:val="13"/>
   </w:num>
-  <w:num w:numId="20" w16cid:durableId="1905334582">
+  <w:num w:numId="20">
     <w:abstractNumId w:val="4"/>
   </w:num>
-  <w:num w:numId="21" w16cid:durableId="97481823">
+  <w:num w:numId="21">
     <w:abstractNumId w:val="21"/>
   </w:num>
-  <w:num w:numId="22" w16cid:durableId="1070736627">
+  <w:num w:numId="22">
     <w:abstractNumId w:val="12"/>
   </w:num>
-  <w:num w:numId="23" w16cid:durableId="1171066969">
+  <w:num w:numId="23">
     <w:abstractNumId w:val="22"/>
   </w:num>
-  <w:num w:numId="24" w16cid:durableId="52429805">
+  <w:num w:numId="24">
     <w:abstractNumId w:val="7"/>
   </w:num>
-  <w:num w:numId="25" w16cid:durableId="297348044">
+  <w:num w:numId="25">
     <w:abstractNumId w:val="0"/>
   </w:num>
-  <w:num w:numId="26" w16cid:durableId="1902673460">
+  <w:num w:numId="26">
     <w:abstractNumId w:val="1"/>
   </w:num>
-  <w:num w:numId="27" w16cid:durableId="87849722">
+  <w:num w:numId="27">
     <w:abstractNumId w:val="23"/>
   </w:num>
-  <w:num w:numId="28" w16cid:durableId="1113552931">
+  <w:num w:numId="28">
     <w:abstractNumId w:val="27"/>
   </w:num>
-  <w:num w:numId="29" w16cid:durableId="548763666">
+  <w:num w:numId="29">
     <w:abstractNumId w:val="15"/>
     <w:lvlOverride w:ilvl="0">
       <w:startOverride w:val="6"/>

--- a/ППННИР/Дневник.docx
+++ b/ППННИР/Дневник.docx
@@ -417,70 +417,6 @@
           <w:color w:val="000000"/>
         </w:rPr>
       </w:pPr>
-      <w:r>
-        <w:rPr>
-          <w:noProof/>
-        </w:rPr>
-        <w:drawing>
-          <wp:anchor distT="0" distB="0" distL="114300" distR="114300" simplePos="0" relativeHeight="251659264" behindDoc="0" locked="0" layoutInCell="1" allowOverlap="1" wp14:anchorId="54066DE9" wp14:editId="3E2E67BB">
-            <wp:simplePos x="0" y="0"/>
-            <wp:positionH relativeFrom="page">
-              <wp:posOffset>3321685</wp:posOffset>
-            </wp:positionH>
-            <wp:positionV relativeFrom="paragraph">
-              <wp:posOffset>231140</wp:posOffset>
-            </wp:positionV>
-            <wp:extent cx="1295400" cy="727710"/>
-            <wp:effectExtent l="0" t="0" r="0" b="0"/>
-            <wp:wrapNone/>
-            <wp:docPr id="1" name="Рисунок 1"/>
-            <wp:cNvGraphicFramePr>
-              <a:graphicFrameLocks xmlns:a="http://schemas.openxmlformats.org/drawingml/2006/main" noChangeAspect="1"/>
-            </wp:cNvGraphicFramePr>
-            <a:graphic xmlns:a="http://schemas.openxmlformats.org/drawingml/2006/main">
-              <a:graphicData uri="http://schemas.openxmlformats.org/drawingml/2006/picture">
-                <pic:pic xmlns:pic="http://schemas.openxmlformats.org/drawingml/2006/picture">
-                  <pic:nvPicPr>
-                    <pic:cNvPr id="0" name="Рисунок 2"/>
-                    <pic:cNvPicPr>
-                      <a:picLocks noChangeAspect="1" noChangeArrowheads="1"/>
-                    </pic:cNvPicPr>
-                  </pic:nvPicPr>
-                  <pic:blipFill>
-                    <a:blip r:embed="rId8" cstate="print">
-                      <a:extLst>
-                        <a:ext uri="{28A0092B-C50C-407E-A947-70E740481C1C}">
-                          <a14:useLocalDpi xmlns:a14="http://schemas.microsoft.com/office/drawing/2010/main" val="0"/>
-                        </a:ext>
-                      </a:extLst>
-                    </a:blip>
-                    <a:srcRect/>
-                    <a:stretch>
-                      <a:fillRect/>
-                    </a:stretch>
-                  </pic:blipFill>
-                  <pic:spPr bwMode="auto">
-                    <a:xfrm>
-                      <a:off x="0" y="0"/>
-                      <a:ext cx="1295400" cy="727710"/>
-                    </a:xfrm>
-                    <a:prstGeom prst="rect">
-                      <a:avLst/>
-                    </a:prstGeom>
-                    <a:noFill/>
-                  </pic:spPr>
-                </pic:pic>
-              </a:graphicData>
-            </a:graphic>
-            <wp14:sizeRelH relativeFrom="page">
-              <wp14:pctWidth>0</wp14:pctWidth>
-            </wp14:sizeRelH>
-            <wp14:sizeRelV relativeFrom="page">
-              <wp14:pctHeight>0</wp14:pctHeight>
-            </wp14:sizeRelV>
-          </wp:anchor>
-        </w:drawing>
-      </w:r>
       <w:r>
         <w:t xml:space="preserve">Подпись </w:t>
       </w:r>
@@ -6660,7 +6596,7 @@
       </w:tr>
       <w:tr>
         <w:trPr>
-          <w:trHeight w:hRule="exact" w:val="1149"/>
+          <w:trHeight w:hRule="exact" w:val="1872"/>
         </w:trPr>
         <w:tc>
           <w:tcPr>
@@ -6715,16 +6651,11 @@
               <w:t>“</w:t>
             </w:r>
             <w:r>
-              <w:t>+++++==</w:t>
-            </w:r>
-            <w:proofErr w:type="gramStart"/>
-            <w:r>
-              <w:t>=</w:t>
-            </w:r>
-            <w:r>
-              <w:t xml:space="preserve"> ”</w:t>
-            </w:r>
-            <w:proofErr w:type="gramEnd"/>
+              <w:t>Современные подходы к созданию облачных платформ и инфраструктуры</w:t>
+            </w:r>
+            <w:r>
+              <w:t>”</w:t>
+            </w:r>
           </w:p>
         </w:tc>
         <w:tc>
@@ -12735,70 +12666,6 @@
                 <w:highlight w:val="yellow"/>
               </w:rPr>
             </w:pPr>
-            <w:r>
-              <w:rPr>
-                <w:noProof/>
-              </w:rPr>
-              <w:drawing>
-                <wp:anchor distT="0" distB="0" distL="114300" distR="114300" simplePos="0" relativeHeight="251667456" behindDoc="0" locked="0" layoutInCell="1" allowOverlap="1" wp14:anchorId="0CBF5C6A" wp14:editId="24490B20">
-                  <wp:simplePos x="0" y="0"/>
-                  <wp:positionH relativeFrom="page">
-                    <wp:posOffset>60960</wp:posOffset>
-                  </wp:positionH>
-                  <wp:positionV relativeFrom="paragraph">
-                    <wp:posOffset>635</wp:posOffset>
-                  </wp:positionV>
-                  <wp:extent cx="1295400" cy="727710"/>
-                  <wp:effectExtent l="0" t="0" r="0" b="0"/>
-                  <wp:wrapNone/>
-                  <wp:docPr id="26" name="Рисунок 26"/>
-                  <wp:cNvGraphicFramePr>
-                    <a:graphicFrameLocks xmlns:a="http://schemas.openxmlformats.org/drawingml/2006/main" noChangeAspect="1"/>
-                  </wp:cNvGraphicFramePr>
-                  <a:graphic xmlns:a="http://schemas.openxmlformats.org/drawingml/2006/main">
-                    <a:graphicData uri="http://schemas.openxmlformats.org/drawingml/2006/picture">
-                      <pic:pic xmlns:pic="http://schemas.openxmlformats.org/drawingml/2006/picture">
-                        <pic:nvPicPr>
-                          <pic:cNvPr id="0" name="Рисунок 2"/>
-                          <pic:cNvPicPr>
-                            <a:picLocks noChangeAspect="1" noChangeArrowheads="1"/>
-                          </pic:cNvPicPr>
-                        </pic:nvPicPr>
-                        <pic:blipFill>
-                          <a:blip r:embed="rId8" cstate="print">
-                            <a:extLst>
-                              <a:ext uri="{28A0092B-C50C-407E-A947-70E740481C1C}">
-                                <a14:useLocalDpi xmlns:a14="http://schemas.microsoft.com/office/drawing/2010/main" val="0"/>
-                              </a:ext>
-                            </a:extLst>
-                          </a:blip>
-                          <a:srcRect/>
-                          <a:stretch>
-                            <a:fillRect/>
-                          </a:stretch>
-                        </pic:blipFill>
-                        <pic:spPr bwMode="auto">
-                          <a:xfrm>
-                            <a:off x="0" y="0"/>
-                            <a:ext cx="1295400" cy="727710"/>
-                          </a:xfrm>
-                          <a:prstGeom prst="rect">
-                            <a:avLst/>
-                          </a:prstGeom>
-                          <a:noFill/>
-                        </pic:spPr>
-                      </pic:pic>
-                    </a:graphicData>
-                  </a:graphic>
-                  <wp14:sizeRelH relativeFrom="page">
-                    <wp14:pctWidth>0</wp14:pctWidth>
-                  </wp14:sizeRelH>
-                  <wp14:sizeRelV relativeFrom="page">
-                    <wp14:pctHeight>0</wp14:pctHeight>
-                  </wp14:sizeRelV>
-                </wp:anchor>
-              </w:drawing>
-            </w:r>
           </w:p>
         </w:tc>
       </w:tr>
@@ -12931,70 +12798,6 @@
                 <w:highlight w:val="yellow"/>
               </w:rPr>
             </w:pPr>
-            <w:r>
-              <w:rPr>
-                <w:noProof/>
-              </w:rPr>
-              <w:drawing>
-                <wp:anchor distT="0" distB="0" distL="114300" distR="114300" simplePos="0" relativeHeight="251665408" behindDoc="0" locked="0" layoutInCell="1" allowOverlap="1" wp14:anchorId="1F36559D" wp14:editId="027F1A51">
-                  <wp:simplePos x="0" y="0"/>
-                  <wp:positionH relativeFrom="page">
-                    <wp:posOffset>60960</wp:posOffset>
-                  </wp:positionH>
-                  <wp:positionV relativeFrom="paragraph">
-                    <wp:posOffset>3810</wp:posOffset>
-                  </wp:positionV>
-                  <wp:extent cx="1295400" cy="727710"/>
-                  <wp:effectExtent l="0" t="0" r="0" b="0"/>
-                  <wp:wrapNone/>
-                  <wp:docPr id="25" name="Рисунок 25"/>
-                  <wp:cNvGraphicFramePr>
-                    <a:graphicFrameLocks xmlns:a="http://schemas.openxmlformats.org/drawingml/2006/main" noChangeAspect="1"/>
-                  </wp:cNvGraphicFramePr>
-                  <a:graphic xmlns:a="http://schemas.openxmlformats.org/drawingml/2006/main">
-                    <a:graphicData uri="http://schemas.openxmlformats.org/drawingml/2006/picture">
-                      <pic:pic xmlns:pic="http://schemas.openxmlformats.org/drawingml/2006/picture">
-                        <pic:nvPicPr>
-                          <pic:cNvPr id="0" name="Рисунок 2"/>
-                          <pic:cNvPicPr>
-                            <a:picLocks noChangeAspect="1" noChangeArrowheads="1"/>
-                          </pic:cNvPicPr>
-                        </pic:nvPicPr>
-                        <pic:blipFill>
-                          <a:blip r:embed="rId8" cstate="print">
-                            <a:extLst>
-                              <a:ext uri="{28A0092B-C50C-407E-A947-70E740481C1C}">
-                                <a14:useLocalDpi xmlns:a14="http://schemas.microsoft.com/office/drawing/2010/main" val="0"/>
-                              </a:ext>
-                            </a:extLst>
-                          </a:blip>
-                          <a:srcRect/>
-                          <a:stretch>
-                            <a:fillRect/>
-                          </a:stretch>
-                        </pic:blipFill>
-                        <pic:spPr bwMode="auto">
-                          <a:xfrm>
-                            <a:off x="0" y="0"/>
-                            <a:ext cx="1295400" cy="727710"/>
-                          </a:xfrm>
-                          <a:prstGeom prst="rect">
-                            <a:avLst/>
-                          </a:prstGeom>
-                          <a:noFill/>
-                        </pic:spPr>
-                      </pic:pic>
-                    </a:graphicData>
-                  </a:graphic>
-                  <wp14:sizeRelH relativeFrom="page">
-                    <wp14:pctWidth>0</wp14:pctWidth>
-                  </wp14:sizeRelH>
-                  <wp14:sizeRelV relativeFrom="page">
-                    <wp14:pctHeight>0</wp14:pctHeight>
-                  </wp14:sizeRelV>
-                </wp:anchor>
-              </w:drawing>
-            </w:r>
           </w:p>
         </w:tc>
       </w:tr>
@@ -13083,70 +12886,6 @@
             </w:pPr>
             <w:r>
               <w:rPr>
-                <w:noProof/>
-              </w:rPr>
-              <w:drawing>
-                <wp:anchor distT="0" distB="0" distL="114300" distR="114300" simplePos="0" relativeHeight="251663360" behindDoc="0" locked="0" layoutInCell="1" allowOverlap="1" wp14:anchorId="3264DB29" wp14:editId="6E71B0FC">
-                  <wp:simplePos x="0" y="0"/>
-                  <wp:positionH relativeFrom="page">
-                    <wp:posOffset>15240</wp:posOffset>
-                  </wp:positionH>
-                  <wp:positionV relativeFrom="paragraph">
-                    <wp:posOffset>153035</wp:posOffset>
-                  </wp:positionV>
-                  <wp:extent cx="1295400" cy="727710"/>
-                  <wp:effectExtent l="0" t="0" r="0" b="0"/>
-                  <wp:wrapNone/>
-                  <wp:docPr id="24" name="Рисунок 24"/>
-                  <wp:cNvGraphicFramePr>
-                    <a:graphicFrameLocks xmlns:a="http://schemas.openxmlformats.org/drawingml/2006/main" noChangeAspect="1"/>
-                  </wp:cNvGraphicFramePr>
-                  <a:graphic xmlns:a="http://schemas.openxmlformats.org/drawingml/2006/main">
-                    <a:graphicData uri="http://schemas.openxmlformats.org/drawingml/2006/picture">
-                      <pic:pic xmlns:pic="http://schemas.openxmlformats.org/drawingml/2006/picture">
-                        <pic:nvPicPr>
-                          <pic:cNvPr id="0" name="Рисунок 2"/>
-                          <pic:cNvPicPr>
-                            <a:picLocks noChangeAspect="1" noChangeArrowheads="1"/>
-                          </pic:cNvPicPr>
-                        </pic:nvPicPr>
-                        <pic:blipFill>
-                          <a:blip r:embed="rId8" cstate="print">
-                            <a:extLst>
-                              <a:ext uri="{28A0092B-C50C-407E-A947-70E740481C1C}">
-                                <a14:useLocalDpi xmlns:a14="http://schemas.microsoft.com/office/drawing/2010/main" val="0"/>
-                              </a:ext>
-                            </a:extLst>
-                          </a:blip>
-                          <a:srcRect/>
-                          <a:stretch>
-                            <a:fillRect/>
-                          </a:stretch>
-                        </pic:blipFill>
-                        <pic:spPr bwMode="auto">
-                          <a:xfrm>
-                            <a:off x="0" y="0"/>
-                            <a:ext cx="1295400" cy="727710"/>
-                          </a:xfrm>
-                          <a:prstGeom prst="rect">
-                            <a:avLst/>
-                          </a:prstGeom>
-                          <a:noFill/>
-                        </pic:spPr>
-                      </pic:pic>
-                    </a:graphicData>
-                  </a:graphic>
-                  <wp14:sizeRelH relativeFrom="page">
-                    <wp14:pctWidth>0</wp14:pctWidth>
-                  </wp14:sizeRelH>
-                  <wp14:sizeRelV relativeFrom="page">
-                    <wp14:pctHeight>0</wp14:pctHeight>
-                  </wp14:sizeRelV>
-                </wp:anchor>
-              </w:drawing>
-            </w:r>
-            <w:r>
-              <w:rPr>
                 <w:sz w:val="20"/>
                 <w:szCs w:val="20"/>
               </w:rPr>
@@ -13291,70 +13030,6 @@
                 <w:szCs w:val="20"/>
               </w:rPr>
             </w:pPr>
-            <w:r>
-              <w:rPr>
-                <w:noProof/>
-              </w:rPr>
-              <w:drawing>
-                <wp:anchor distT="0" distB="0" distL="114300" distR="114300" simplePos="0" relativeHeight="251661312" behindDoc="0" locked="0" layoutInCell="1" allowOverlap="1" wp14:anchorId="0DEAEA45" wp14:editId="50667E8C">
-                  <wp:simplePos x="0" y="0"/>
-                  <wp:positionH relativeFrom="page">
-                    <wp:posOffset>15240</wp:posOffset>
-                  </wp:positionH>
-                  <wp:positionV relativeFrom="paragraph">
-                    <wp:posOffset>87630</wp:posOffset>
-                  </wp:positionV>
-                  <wp:extent cx="1295400" cy="727710"/>
-                  <wp:effectExtent l="0" t="0" r="0" b="0"/>
-                  <wp:wrapNone/>
-                  <wp:docPr id="23" name="Рисунок 23"/>
-                  <wp:cNvGraphicFramePr>
-                    <a:graphicFrameLocks xmlns:a="http://schemas.openxmlformats.org/drawingml/2006/main" noChangeAspect="1"/>
-                  </wp:cNvGraphicFramePr>
-                  <a:graphic xmlns:a="http://schemas.openxmlformats.org/drawingml/2006/main">
-                    <a:graphicData uri="http://schemas.openxmlformats.org/drawingml/2006/picture">
-                      <pic:pic xmlns:pic="http://schemas.openxmlformats.org/drawingml/2006/picture">
-                        <pic:nvPicPr>
-                          <pic:cNvPr id="0" name="Рисунок 2"/>
-                          <pic:cNvPicPr>
-                            <a:picLocks noChangeAspect="1" noChangeArrowheads="1"/>
-                          </pic:cNvPicPr>
-                        </pic:nvPicPr>
-                        <pic:blipFill>
-                          <a:blip r:embed="rId8" cstate="print">
-                            <a:extLst>
-                              <a:ext uri="{28A0092B-C50C-407E-A947-70E740481C1C}">
-                                <a14:useLocalDpi xmlns:a14="http://schemas.microsoft.com/office/drawing/2010/main" val="0"/>
-                              </a:ext>
-                            </a:extLst>
-                          </a:blip>
-                          <a:srcRect/>
-                          <a:stretch>
-                            <a:fillRect/>
-                          </a:stretch>
-                        </pic:blipFill>
-                        <pic:spPr bwMode="auto">
-                          <a:xfrm>
-                            <a:off x="0" y="0"/>
-                            <a:ext cx="1295400" cy="727710"/>
-                          </a:xfrm>
-                          <a:prstGeom prst="rect">
-                            <a:avLst/>
-                          </a:prstGeom>
-                          <a:noFill/>
-                        </pic:spPr>
-                      </pic:pic>
-                    </a:graphicData>
-                  </a:graphic>
-                  <wp14:sizeRelH relativeFrom="page">
-                    <wp14:pctWidth>0</wp14:pctWidth>
-                  </wp14:sizeRelH>
-                  <wp14:sizeRelV relativeFrom="page">
-                    <wp14:pctHeight>0</wp14:pctHeight>
-                  </wp14:sizeRelV>
-                </wp:anchor>
-              </w:drawing>
-            </w:r>
             <w:r>
               <w:rPr>
                 <w:sz w:val="20"/>

--- a/ППННИР/Дневник.docx
+++ b/ППННИР/Дневник.docx
@@ -673,20 +673,16 @@
       <w:r>
         <w:rPr>
           <w:color w:val="000000"/>
-          <w:u w:val="single"/>
+          <w:spacing w:val="-5"/>
         </w:rPr>
         <w:t xml:space="preserve"> </w:t>
       </w:r>
       <w:r>
         <w:rPr>
-          <w:rStyle w:val="FontStyle92"/>
-          <w:b w:val="0"/>
-          <w:bCs w:val="0"/>
-          <w:sz w:val="24"/>
-          <w:szCs w:val="24"/>
+          <w:color w:val="000000"/>
           <w:u w:val="single"/>
         </w:rPr>
-        <w:t>1</w:t>
+        <w:t>0</w:t>
       </w:r>
       <w:r>
         <w:rPr>
@@ -5491,6 +5487,7 @@
         <w:rPr>
           <w:color w:val="000000"/>
           <w:spacing w:val="-5"/>
+          <w:u w:val="single"/>
         </w:rPr>
       </w:pPr>
       <w:r>
@@ -5530,7 +5527,29 @@
           <w:spacing w:val="-5"/>
           <w:u w:val="single"/>
         </w:rPr>
-        <w:t>исследовательской деятельности студента</w:t>
+        <w:t>исследовательской деятельности студен</w:t>
+      </w:r>
+    </w:p>
+    <w:p>
+      <w:pPr>
+        <w:shd w:val="clear" w:color="auto" w:fill="FFFFFF"/>
+        <w:tabs>
+          <w:tab w:val="right" w:pos="6930"/>
+        </w:tabs>
+        <w:spacing w:before="80"/>
+        <w:ind w:firstLine="540"/>
+        <w:rPr>
+          <w:color w:val="000000"/>
+          <w:spacing w:val="-5"/>
+        </w:rPr>
+      </w:pPr>
+      <w:r>
+        <w:rPr>
+          <w:color w:val="000000"/>
+          <w:spacing w:val="-5"/>
+          <w:u w:val="single"/>
+        </w:rPr>
+        <w:t>та</w:t>
       </w:r>
       <w:r>
         <w:rPr>
@@ -5761,8 +5780,8 @@
         <w:tblLook w:val="0000" w:firstRow="0" w:lastRow="0" w:firstColumn="0" w:lastColumn="0" w:noHBand="0" w:noVBand="0"/>
       </w:tblPr>
       <w:tblGrid>
-        <w:gridCol w:w="1276"/>
-        <w:gridCol w:w="1307"/>
+        <w:gridCol w:w="1520"/>
+        <w:gridCol w:w="1063"/>
         <w:gridCol w:w="2975"/>
         <w:gridCol w:w="1195"/>
       </w:tblGrid>
@@ -5772,7 +5791,7 @@
         </w:trPr>
         <w:tc>
           <w:tcPr>
-            <w:tcW w:w="1276" w:type="dxa"/>
+            <w:tcW w:w="1520" w:type="dxa"/>
             <w:tcBorders>
               <w:top w:val="single" w:sz="12" w:space="0" w:color="auto"/>
               <w:left w:val="nil"/>
@@ -5805,7 +5824,7 @@
         </w:tc>
         <w:tc>
           <w:tcPr>
-            <w:tcW w:w="1307" w:type="dxa"/>
+            <w:tcW w:w="1063" w:type="dxa"/>
             <w:tcBorders>
               <w:top w:val="single" w:sz="12" w:space="0" w:color="auto"/>
               <w:bottom w:val="single" w:sz="12" w:space="0" w:color="auto"/>
@@ -5973,7 +5992,7 @@
         </w:trPr>
         <w:tc>
           <w:tcPr>
-            <w:tcW w:w="1276" w:type="dxa"/>
+            <w:tcW w:w="1520" w:type="dxa"/>
             <w:tcBorders>
               <w:top w:val="single" w:sz="12" w:space="0" w:color="auto"/>
               <w:left w:val="nil"/>
@@ -5992,6 +6011,15 @@
               <w:rPr>
                 <w:lang w:val="en-US"/>
               </w:rPr>
+              <w:t xml:space="preserve">01.09.2025 </w:t>
+            </w:r>
+            <w:r>
+              <w:t xml:space="preserve">по </w:t>
+            </w:r>
+            <w:r>
+              <w:rPr>
+                <w:lang w:val="en-US"/>
+              </w:rPr>
               <w:t>11</w:t>
             </w:r>
             <w:r>
@@ -6016,7 +6044,7 @@
         </w:tc>
         <w:tc>
           <w:tcPr>
-            <w:tcW w:w="1307" w:type="dxa"/>
+            <w:tcW w:w="1063" w:type="dxa"/>
             <w:tcBorders>
               <w:top w:val="single" w:sz="12" w:space="0" w:color="auto"/>
             </w:tcBorders>
@@ -6070,7 +6098,7 @@
         </w:trPr>
         <w:tc>
           <w:tcPr>
-            <w:tcW w:w="1276" w:type="dxa"/>
+            <w:tcW w:w="1520" w:type="dxa"/>
             <w:tcBorders>
               <w:left w:val="nil"/>
             </w:tcBorders>
@@ -6081,6 +6109,9 @@
               <w:shd w:val="clear" w:color="auto" w:fill="FFFFFF"/>
             </w:pPr>
             <w:r>
+              <w:t xml:space="preserve">11.09.2025 по </w:t>
+            </w:r>
+            <w:r>
               <w:rPr>
                 <w:lang w:val="en-US"/>
               </w:rPr>
@@ -6093,7 +6124,7 @@
         </w:tc>
         <w:tc>
           <w:tcPr>
-            <w:tcW w:w="1307" w:type="dxa"/>
+            <w:tcW w:w="1063" w:type="dxa"/>
             <w:shd w:val="clear" w:color="auto" w:fill="FFFFFF"/>
           </w:tcPr>
           <w:p>
@@ -6155,7 +6186,7 @@
         </w:trPr>
         <w:tc>
           <w:tcPr>
-            <w:tcW w:w="1276" w:type="dxa"/>
+            <w:tcW w:w="1520" w:type="dxa"/>
             <w:tcBorders>
               <w:left w:val="nil"/>
             </w:tcBorders>
@@ -6169,13 +6200,16 @@
               </w:rPr>
             </w:pPr>
             <w:r>
+              <w:t xml:space="preserve">25.09.2025 по </w:t>
+            </w:r>
+            <w:r>
               <w:t>09.10.2025</w:t>
             </w:r>
           </w:p>
         </w:tc>
         <w:tc>
           <w:tcPr>
-            <w:tcW w:w="1307" w:type="dxa"/>
+            <w:tcW w:w="1063" w:type="dxa"/>
             <w:shd w:val="clear" w:color="auto" w:fill="FFFFFF"/>
           </w:tcPr>
           <w:p>
@@ -6225,7 +6259,7 @@
         </w:trPr>
         <w:tc>
           <w:tcPr>
-            <w:tcW w:w="1276" w:type="dxa"/>
+            <w:tcW w:w="1520" w:type="dxa"/>
             <w:tcBorders>
               <w:left w:val="nil"/>
             </w:tcBorders>
@@ -6239,6 +6273,9 @@
               </w:rPr>
             </w:pPr>
             <w:r>
+              <w:t xml:space="preserve">09.10.2025 по </w:t>
+            </w:r>
+            <w:r>
               <w:t>23</w:t>
             </w:r>
             <w:r>
@@ -6251,7 +6288,7 @@
         </w:tc>
         <w:tc>
           <w:tcPr>
-            <w:tcW w:w="1307" w:type="dxa"/>
+            <w:tcW w:w="1063" w:type="dxa"/>
             <w:shd w:val="clear" w:color="auto" w:fill="FFFFFF"/>
           </w:tcPr>
           <w:p>
@@ -6301,7 +6338,7 @@
         </w:trPr>
         <w:tc>
           <w:tcPr>
-            <w:tcW w:w="1276" w:type="dxa"/>
+            <w:tcW w:w="1520" w:type="dxa"/>
             <w:tcBorders>
               <w:left w:val="nil"/>
             </w:tcBorders>
@@ -6315,6 +6352,9 @@
               </w:rPr>
             </w:pPr>
             <w:r>
+              <w:t xml:space="preserve">23.10.2025 по </w:t>
+            </w:r>
+            <w:r>
               <w:rPr>
                 <w:lang w:val="en-US"/>
               </w:rPr>
@@ -6324,7 +6364,7 @@
         </w:tc>
         <w:tc>
           <w:tcPr>
-            <w:tcW w:w="1307" w:type="dxa"/>
+            <w:tcW w:w="1063" w:type="dxa"/>
             <w:shd w:val="clear" w:color="auto" w:fill="FFFFFF"/>
           </w:tcPr>
           <w:p>
@@ -6371,7 +6411,7 @@
         </w:trPr>
         <w:tc>
           <w:tcPr>
-            <w:tcW w:w="1276" w:type="dxa"/>
+            <w:tcW w:w="1520" w:type="dxa"/>
             <w:tcBorders>
               <w:left w:val="nil"/>
             </w:tcBorders>
@@ -6385,6 +6425,9 @@
               </w:rPr>
             </w:pPr>
             <w:r>
+              <w:t xml:space="preserve">06.11.2025 по </w:t>
+            </w:r>
+            <w:r>
               <w:rPr>
                 <w:lang w:val="en-US"/>
               </w:rPr>
@@ -6394,7 +6437,7 @@
         </w:tc>
         <w:tc>
           <w:tcPr>
-            <w:tcW w:w="1307" w:type="dxa"/>
+            <w:tcW w:w="1063" w:type="dxa"/>
             <w:shd w:val="clear" w:color="auto" w:fill="FFFFFF"/>
           </w:tcPr>
           <w:p>
@@ -6450,7 +6493,7 @@
         </w:trPr>
         <w:tc>
           <w:tcPr>
-            <w:tcW w:w="1276" w:type="dxa"/>
+            <w:tcW w:w="1520" w:type="dxa"/>
             <w:tcBorders>
               <w:left w:val="nil"/>
             </w:tcBorders>
@@ -6465,6 +6508,9 @@
               </w:rPr>
             </w:pPr>
             <w:r>
+              <w:t xml:space="preserve">20.11.2025 по </w:t>
+            </w:r>
+            <w:r>
               <w:rPr>
                 <w:lang w:val="en-US"/>
               </w:rPr>
@@ -6474,7 +6520,7 @@
         </w:tc>
         <w:tc>
           <w:tcPr>
-            <w:tcW w:w="1307" w:type="dxa"/>
+            <w:tcW w:w="1063" w:type="dxa"/>
             <w:shd w:val="clear" w:color="auto" w:fill="FFFFFF"/>
           </w:tcPr>
           <w:p>
@@ -6521,7 +6567,7 @@
         </w:trPr>
         <w:tc>
           <w:tcPr>
-            <w:tcW w:w="1276" w:type="dxa"/>
+            <w:tcW w:w="1520" w:type="dxa"/>
             <w:tcBorders>
               <w:left w:val="nil"/>
             </w:tcBorders>
@@ -6535,17 +6581,20 @@
               </w:rPr>
             </w:pPr>
             <w:r>
+              <w:lastRenderedPageBreak/>
+              <w:t xml:space="preserve">22.11.2025 по </w:t>
+            </w:r>
+            <w:r>
               <w:rPr>
                 <w:lang w:val="en-US"/>
               </w:rPr>
-              <w:lastRenderedPageBreak/>
               <w:t>25.11.2025</w:t>
             </w:r>
           </w:p>
         </w:tc>
         <w:tc>
           <w:tcPr>
-            <w:tcW w:w="1307" w:type="dxa"/>
+            <w:tcW w:w="1063" w:type="dxa"/>
             <w:shd w:val="clear" w:color="auto" w:fill="FFFFFF"/>
           </w:tcPr>
           <w:p>
@@ -6596,11 +6645,11 @@
       </w:tr>
       <w:tr>
         <w:trPr>
-          <w:trHeight w:hRule="exact" w:val="1872"/>
+          <w:trHeight w:hRule="exact" w:val="1730"/>
         </w:trPr>
         <w:tc>
           <w:tcPr>
-            <w:tcW w:w="1276" w:type="dxa"/>
+            <w:tcW w:w="1520" w:type="dxa"/>
             <w:tcBorders>
               <w:left w:val="nil"/>
             </w:tcBorders>
@@ -6614,6 +6663,9 @@
               </w:rPr>
             </w:pPr>
             <w:r>
+              <w:t xml:space="preserve">25.11.2025 по </w:t>
+            </w:r>
+            <w:r>
               <w:rPr>
                 <w:lang w:val="en-US"/>
               </w:rPr>
@@ -6623,7 +6675,7 @@
         </w:tc>
         <w:tc>
           <w:tcPr>
-            <w:tcW w:w="1307" w:type="dxa"/>
+            <w:tcW w:w="1063" w:type="dxa"/>
             <w:shd w:val="clear" w:color="auto" w:fill="FFFFFF"/>
           </w:tcPr>
           <w:p>
@@ -6679,7 +6731,7 @@
         </w:trPr>
         <w:tc>
           <w:tcPr>
-            <w:tcW w:w="1276" w:type="dxa"/>
+            <w:tcW w:w="1520" w:type="dxa"/>
             <w:tcBorders>
               <w:left w:val="nil"/>
             </w:tcBorders>
@@ -6693,16 +6745,19 @@
               </w:rPr>
             </w:pPr>
             <w:r>
+              <w:t>29.11.2025 по 17</w:t>
+            </w:r>
+            <w:r>
               <w:rPr>
                 <w:lang w:val="en-US"/>
               </w:rPr>
-              <w:t>01.12.2025</w:t>
-            </w:r>
-          </w:p>
-        </w:tc>
-        <w:tc>
-          <w:tcPr>
-            <w:tcW w:w="1307" w:type="dxa"/>
+              <w:t>.12.2025</w:t>
+            </w:r>
+          </w:p>
+        </w:tc>
+        <w:tc>
+          <w:tcPr>
+            <w:tcW w:w="1063" w:type="dxa"/>
             <w:shd w:val="clear" w:color="auto" w:fill="FFFFFF"/>
           </w:tcPr>
           <w:p>
@@ -6725,6 +6780,98 @@
             </w:pPr>
             <w:r>
               <w:t>Оформление итогового отчета по практике</w:t>
+            </w:r>
+          </w:p>
+        </w:tc>
+        <w:tc>
+          <w:tcPr>
+            <w:tcW w:w="1195" w:type="dxa"/>
+            <w:tcBorders>
+              <w:right w:val="nil"/>
+            </w:tcBorders>
+            <w:shd w:val="clear" w:color="auto" w:fill="FFFFFF"/>
+          </w:tcPr>
+          <w:p>
+            <w:pPr>
+              <w:shd w:val="clear" w:color="auto" w:fill="FFFFFF"/>
+            </w:pPr>
+          </w:p>
+        </w:tc>
+      </w:tr>
+      <w:tr>
+        <w:trPr>
+          <w:trHeight w:hRule="exact" w:val="711"/>
+        </w:trPr>
+        <w:tc>
+          <w:tcPr>
+            <w:tcW w:w="1520" w:type="dxa"/>
+            <w:tcBorders>
+              <w:left w:val="nil"/>
+            </w:tcBorders>
+            <w:shd w:val="clear" w:color="auto" w:fill="FFFFFF"/>
+          </w:tcPr>
+          <w:p>
+            <w:pPr>
+              <w:shd w:val="clear" w:color="auto" w:fill="FFFFFF"/>
+              <w:rPr>
+                <w:highlight w:val="yellow"/>
+                <w:lang w:val="en-US"/>
+              </w:rPr>
+            </w:pPr>
+            <w:r>
+              <w:t>1</w:t>
+            </w:r>
+            <w:r>
+              <w:rPr>
+                <w:lang w:val="en-US"/>
+              </w:rPr>
+              <w:t>8</w:t>
+            </w:r>
+            <w:r>
+              <w:t>.</w:t>
+            </w:r>
+            <w:r>
+              <w:rPr>
+                <w:lang w:val="en-US"/>
+              </w:rPr>
+              <w:t>12</w:t>
+            </w:r>
+            <w:r>
+              <w:t>.202</w:t>
+            </w:r>
+            <w:r>
+              <w:rPr>
+                <w:lang w:val="en-US"/>
+              </w:rPr>
+              <w:t>5</w:t>
+            </w:r>
+          </w:p>
+        </w:tc>
+        <w:tc>
+          <w:tcPr>
+            <w:tcW w:w="1063" w:type="dxa"/>
+            <w:shd w:val="clear" w:color="auto" w:fill="FFFFFF"/>
+          </w:tcPr>
+          <w:p>
+            <w:pPr>
+              <w:shd w:val="clear" w:color="auto" w:fill="FFFFFF"/>
+            </w:pPr>
+            <w:r>
+              <w:t>каф. ЭМИС</w:t>
+            </w:r>
+          </w:p>
+        </w:tc>
+        <w:tc>
+          <w:tcPr>
+            <w:tcW w:w="2975" w:type="dxa"/>
+            <w:shd w:val="clear" w:color="auto" w:fill="FFFFFF"/>
+          </w:tcPr>
+          <w:p>
+            <w:pPr>
+              <w:shd w:val="clear" w:color="auto" w:fill="FFFFFF"/>
+            </w:pPr>
+            <w:r>
+              <w:t>Защита отчета по практике</w:t>
             </w:r>
           </w:p>
         </w:tc>
@@ -6749,7 +6896,7 @@
         </w:trPr>
         <w:tc>
           <w:tcPr>
-            <w:tcW w:w="1276" w:type="dxa"/>
+            <w:tcW w:w="1520" w:type="dxa"/>
             <w:tcBorders>
               <w:left w:val="nil"/>
             </w:tcBorders>
@@ -6758,52 +6905,18 @@
           <w:p>
             <w:pPr>
               <w:shd w:val="clear" w:color="auto" w:fill="FFFFFF"/>
-              <w:rPr>
-                <w:highlight w:val="yellow"/>
-                <w:lang w:val="en-US"/>
-              </w:rPr>
-            </w:pPr>
-            <w:r>
-              <w:t>1</w:t>
-            </w:r>
-            <w:r>
-              <w:rPr>
-                <w:lang w:val="en-US"/>
-              </w:rPr>
-              <w:t>8</w:t>
-            </w:r>
-            <w:r>
-              <w:t>.</w:t>
-            </w:r>
-            <w:r>
-              <w:rPr>
-                <w:lang w:val="en-US"/>
-              </w:rPr>
-              <w:t>12</w:t>
-            </w:r>
-            <w:r>
-              <w:t>.202</w:t>
-            </w:r>
-            <w:r>
-              <w:rPr>
-                <w:lang w:val="en-US"/>
-              </w:rPr>
-              <w:t>5</w:t>
-            </w:r>
-          </w:p>
-        </w:tc>
-        <w:tc>
-          <w:tcPr>
-            <w:tcW w:w="1307" w:type="dxa"/>
-            <w:shd w:val="clear" w:color="auto" w:fill="FFFFFF"/>
-          </w:tcPr>
-          <w:p>
-            <w:pPr>
-              <w:shd w:val="clear" w:color="auto" w:fill="FFFFFF"/>
-            </w:pPr>
-            <w:r>
-              <w:t>каф. ЭМИС</w:t>
-            </w:r>
+            </w:pPr>
+          </w:p>
+        </w:tc>
+        <w:tc>
+          <w:tcPr>
+            <w:tcW w:w="1063" w:type="dxa"/>
+            <w:shd w:val="clear" w:color="auto" w:fill="FFFFFF"/>
+          </w:tcPr>
+          <w:p>
+            <w:pPr>
+              <w:shd w:val="clear" w:color="auto" w:fill="FFFFFF"/>
+            </w:pPr>
           </w:p>
         </w:tc>
         <w:tc>
@@ -6815,9 +6928,6 @@
             <w:pPr>
               <w:shd w:val="clear" w:color="auto" w:fill="FFFFFF"/>
             </w:pPr>
-            <w:r>
-              <w:t>Защита отчета по практике</w:t>
-            </w:r>
           </w:p>
         </w:tc>
         <w:tc>
@@ -6841,7 +6951,7 @@
         </w:trPr>
         <w:tc>
           <w:tcPr>
-            <w:tcW w:w="1276" w:type="dxa"/>
+            <w:tcW w:w="1520" w:type="dxa"/>
             <w:tcBorders>
               <w:left w:val="nil"/>
             </w:tcBorders>
@@ -6855,7 +6965,7 @@
         </w:tc>
         <w:tc>
           <w:tcPr>
-            <w:tcW w:w="1307" w:type="dxa"/>
+            <w:tcW w:w="1063" w:type="dxa"/>
             <w:shd w:val="clear" w:color="auto" w:fill="FFFFFF"/>
           </w:tcPr>
           <w:p>
@@ -6896,7 +7006,7 @@
         </w:trPr>
         <w:tc>
           <w:tcPr>
-            <w:tcW w:w="1276" w:type="dxa"/>
+            <w:tcW w:w="1520" w:type="dxa"/>
             <w:tcBorders>
               <w:left w:val="nil"/>
             </w:tcBorders>
@@ -6910,7 +7020,7 @@
         </w:tc>
         <w:tc>
           <w:tcPr>
-            <w:tcW w:w="1307" w:type="dxa"/>
+            <w:tcW w:w="1063" w:type="dxa"/>
             <w:shd w:val="clear" w:color="auto" w:fill="FFFFFF"/>
           </w:tcPr>
           <w:p>
@@ -6951,7 +7061,7 @@
         </w:trPr>
         <w:tc>
           <w:tcPr>
-            <w:tcW w:w="1276" w:type="dxa"/>
+            <w:tcW w:w="1520" w:type="dxa"/>
             <w:tcBorders>
               <w:left w:val="nil"/>
             </w:tcBorders>
@@ -6965,7 +7075,7 @@
         </w:tc>
         <w:tc>
           <w:tcPr>
-            <w:tcW w:w="1307" w:type="dxa"/>
+            <w:tcW w:w="1063" w:type="dxa"/>
             <w:shd w:val="clear" w:color="auto" w:fill="FFFFFF"/>
           </w:tcPr>
           <w:p>
@@ -7006,7 +7116,7 @@
         </w:trPr>
         <w:tc>
           <w:tcPr>
-            <w:tcW w:w="1276" w:type="dxa"/>
+            <w:tcW w:w="1520" w:type="dxa"/>
             <w:tcBorders>
               <w:left w:val="nil"/>
             </w:tcBorders>
@@ -7020,7 +7130,7 @@
         </w:tc>
         <w:tc>
           <w:tcPr>
-            <w:tcW w:w="1307" w:type="dxa"/>
+            <w:tcW w:w="1063" w:type="dxa"/>
             <w:shd w:val="clear" w:color="auto" w:fill="FFFFFF"/>
           </w:tcPr>
           <w:p>
@@ -7061,7 +7171,7 @@
         </w:trPr>
         <w:tc>
           <w:tcPr>
-            <w:tcW w:w="1276" w:type="dxa"/>
+            <w:tcW w:w="1520" w:type="dxa"/>
             <w:tcBorders>
               <w:left w:val="nil"/>
             </w:tcBorders>
@@ -7075,7 +7185,7 @@
         </w:tc>
         <w:tc>
           <w:tcPr>
-            <w:tcW w:w="1307" w:type="dxa"/>
+            <w:tcW w:w="1063" w:type="dxa"/>
             <w:shd w:val="clear" w:color="auto" w:fill="FFFFFF"/>
           </w:tcPr>
           <w:p>
@@ -7116,7 +7226,7 @@
         </w:trPr>
         <w:tc>
           <w:tcPr>
-            <w:tcW w:w="1276" w:type="dxa"/>
+            <w:tcW w:w="1520" w:type="dxa"/>
             <w:tcBorders>
               <w:left w:val="nil"/>
             </w:tcBorders>
@@ -7130,7 +7240,7 @@
         </w:tc>
         <w:tc>
           <w:tcPr>
-            <w:tcW w:w="1307" w:type="dxa"/>
+            <w:tcW w:w="1063" w:type="dxa"/>
             <w:shd w:val="clear" w:color="auto" w:fill="FFFFFF"/>
           </w:tcPr>
           <w:p>
@@ -7171,7 +7281,7 @@
         </w:trPr>
         <w:tc>
           <w:tcPr>
-            <w:tcW w:w="1276" w:type="dxa"/>
+            <w:tcW w:w="1520" w:type="dxa"/>
             <w:tcBorders>
               <w:left w:val="nil"/>
             </w:tcBorders>
@@ -7185,7 +7295,7 @@
         </w:tc>
         <w:tc>
           <w:tcPr>
-            <w:tcW w:w="1307" w:type="dxa"/>
+            <w:tcW w:w="1063" w:type="dxa"/>
             <w:shd w:val="clear" w:color="auto" w:fill="FFFFFF"/>
           </w:tcPr>
           <w:p>
@@ -7226,7 +7336,7 @@
         </w:trPr>
         <w:tc>
           <w:tcPr>
-            <w:tcW w:w="1276" w:type="dxa"/>
+            <w:tcW w:w="1520" w:type="dxa"/>
             <w:tcBorders>
               <w:left w:val="nil"/>
             </w:tcBorders>
@@ -7240,7 +7350,7 @@
         </w:tc>
         <w:tc>
           <w:tcPr>
-            <w:tcW w:w="1307" w:type="dxa"/>
+            <w:tcW w:w="1063" w:type="dxa"/>
             <w:shd w:val="clear" w:color="auto" w:fill="FFFFFF"/>
           </w:tcPr>
           <w:p>
@@ -7281,7 +7391,7 @@
         </w:trPr>
         <w:tc>
           <w:tcPr>
-            <w:tcW w:w="1276" w:type="dxa"/>
+            <w:tcW w:w="1520" w:type="dxa"/>
             <w:tcBorders>
               <w:left w:val="nil"/>
             </w:tcBorders>
@@ -7295,7 +7405,62 @@
         </w:tc>
         <w:tc>
           <w:tcPr>
-            <w:tcW w:w="1307" w:type="dxa"/>
+            <w:tcW w:w="1063" w:type="dxa"/>
+            <w:shd w:val="clear" w:color="auto" w:fill="FFFFFF"/>
+          </w:tcPr>
+          <w:p>
+            <w:pPr>
+              <w:shd w:val="clear" w:color="auto" w:fill="FFFFFF"/>
+            </w:pPr>
+          </w:p>
+        </w:tc>
+        <w:tc>
+          <w:tcPr>
+            <w:tcW w:w="2975" w:type="dxa"/>
+            <w:shd w:val="clear" w:color="auto" w:fill="FFFFFF"/>
+          </w:tcPr>
+          <w:p>
+            <w:pPr>
+              <w:shd w:val="clear" w:color="auto" w:fill="FFFFFF"/>
+            </w:pPr>
+          </w:p>
+        </w:tc>
+        <w:tc>
+          <w:tcPr>
+            <w:tcW w:w="1195" w:type="dxa"/>
+            <w:tcBorders>
+              <w:right w:val="nil"/>
+            </w:tcBorders>
+            <w:shd w:val="clear" w:color="auto" w:fill="FFFFFF"/>
+          </w:tcPr>
+          <w:p>
+            <w:pPr>
+              <w:shd w:val="clear" w:color="auto" w:fill="FFFFFF"/>
+            </w:pPr>
+          </w:p>
+        </w:tc>
+      </w:tr>
+      <w:tr>
+        <w:trPr>
+          <w:trHeight w:hRule="exact" w:val="310"/>
+        </w:trPr>
+        <w:tc>
+          <w:tcPr>
+            <w:tcW w:w="1520" w:type="dxa"/>
+            <w:tcBorders>
+              <w:left w:val="nil"/>
+            </w:tcBorders>
+            <w:shd w:val="clear" w:color="auto" w:fill="FFFFFF"/>
+          </w:tcPr>
+          <w:p>
+            <w:pPr>
+              <w:shd w:val="clear" w:color="auto" w:fill="FFFFFF"/>
+            </w:pPr>
+          </w:p>
+        </w:tc>
+        <w:tc>
+          <w:tcPr>
+            <w:tcW w:w="1063" w:type="dxa"/>
             <w:shd w:val="clear" w:color="auto" w:fill="FFFFFF"/>
           </w:tcPr>
           <w:p>
@@ -7336,117 +7501,7 @@
         </w:trPr>
         <w:tc>
           <w:tcPr>
-            <w:tcW w:w="1276" w:type="dxa"/>
-            <w:tcBorders>
-              <w:left w:val="nil"/>
-            </w:tcBorders>
-            <w:shd w:val="clear" w:color="auto" w:fill="FFFFFF"/>
-          </w:tcPr>
-          <w:p>
-            <w:pPr>
-              <w:shd w:val="clear" w:color="auto" w:fill="FFFFFF"/>
-            </w:pPr>
-          </w:p>
-        </w:tc>
-        <w:tc>
-          <w:tcPr>
-            <w:tcW w:w="1307" w:type="dxa"/>
-            <w:shd w:val="clear" w:color="auto" w:fill="FFFFFF"/>
-          </w:tcPr>
-          <w:p>
-            <w:pPr>
-              <w:shd w:val="clear" w:color="auto" w:fill="FFFFFF"/>
-            </w:pPr>
-          </w:p>
-        </w:tc>
-        <w:tc>
-          <w:tcPr>
-            <w:tcW w:w="2975" w:type="dxa"/>
-            <w:shd w:val="clear" w:color="auto" w:fill="FFFFFF"/>
-          </w:tcPr>
-          <w:p>
-            <w:pPr>
-              <w:shd w:val="clear" w:color="auto" w:fill="FFFFFF"/>
-            </w:pPr>
-          </w:p>
-        </w:tc>
-        <w:tc>
-          <w:tcPr>
-            <w:tcW w:w="1195" w:type="dxa"/>
-            <w:tcBorders>
-              <w:right w:val="nil"/>
-            </w:tcBorders>
-            <w:shd w:val="clear" w:color="auto" w:fill="FFFFFF"/>
-          </w:tcPr>
-          <w:p>
-            <w:pPr>
-              <w:shd w:val="clear" w:color="auto" w:fill="FFFFFF"/>
-            </w:pPr>
-          </w:p>
-        </w:tc>
-      </w:tr>
-      <w:tr>
-        <w:trPr>
-          <w:trHeight w:hRule="exact" w:val="310"/>
-        </w:trPr>
-        <w:tc>
-          <w:tcPr>
-            <w:tcW w:w="1276" w:type="dxa"/>
-            <w:tcBorders>
-              <w:left w:val="nil"/>
-            </w:tcBorders>
-            <w:shd w:val="clear" w:color="auto" w:fill="FFFFFF"/>
-          </w:tcPr>
-          <w:p>
-            <w:pPr>
-              <w:shd w:val="clear" w:color="auto" w:fill="FFFFFF"/>
-            </w:pPr>
-          </w:p>
-        </w:tc>
-        <w:tc>
-          <w:tcPr>
-            <w:tcW w:w="1307" w:type="dxa"/>
-            <w:shd w:val="clear" w:color="auto" w:fill="FFFFFF"/>
-          </w:tcPr>
-          <w:p>
-            <w:pPr>
-              <w:shd w:val="clear" w:color="auto" w:fill="FFFFFF"/>
-            </w:pPr>
-          </w:p>
-        </w:tc>
-        <w:tc>
-          <w:tcPr>
-            <w:tcW w:w="2975" w:type="dxa"/>
-            <w:shd w:val="clear" w:color="auto" w:fill="FFFFFF"/>
-          </w:tcPr>
-          <w:p>
-            <w:pPr>
-              <w:shd w:val="clear" w:color="auto" w:fill="FFFFFF"/>
-            </w:pPr>
-          </w:p>
-        </w:tc>
-        <w:tc>
-          <w:tcPr>
-            <w:tcW w:w="1195" w:type="dxa"/>
-            <w:tcBorders>
-              <w:right w:val="nil"/>
-            </w:tcBorders>
-            <w:shd w:val="clear" w:color="auto" w:fill="FFFFFF"/>
-          </w:tcPr>
-          <w:p>
-            <w:pPr>
-              <w:shd w:val="clear" w:color="auto" w:fill="FFFFFF"/>
-            </w:pPr>
-          </w:p>
-        </w:tc>
-      </w:tr>
-      <w:tr>
-        <w:trPr>
-          <w:trHeight w:hRule="exact" w:val="317"/>
-        </w:trPr>
-        <w:tc>
-          <w:tcPr>
-            <w:tcW w:w="1276" w:type="dxa"/>
+            <w:tcW w:w="1520" w:type="dxa"/>
             <w:tcBorders>
               <w:left w:val="nil"/>
               <w:bottom w:val="nil"/>
@@ -7461,7 +7516,7 @@
         </w:tc>
         <w:tc>
           <w:tcPr>
-            <w:tcW w:w="1307" w:type="dxa"/>
+            <w:tcW w:w="1063" w:type="dxa"/>
             <w:tcBorders>
               <w:bottom w:val="nil"/>
             </w:tcBorders>
@@ -12625,7 +12680,14 @@
                 <w:sz w:val="20"/>
                 <w:szCs w:val="20"/>
               </w:rPr>
-              <w:t>11</w:t>
+              <w:t>0</w:t>
+            </w:r>
+            <w:r>
+              <w:rPr>
+                <w:sz w:val="20"/>
+                <w:szCs w:val="20"/>
+              </w:rPr>
+              <w:t>1</w:t>
             </w:r>
             <w:r>
               <w:rPr>
@@ -12757,7 +12819,14 @@
                 <w:sz w:val="20"/>
                 <w:szCs w:val="20"/>
               </w:rPr>
-              <w:t>11</w:t>
+              <w:t>0</w:t>
+            </w:r>
+            <w:r>
+              <w:rPr>
+                <w:sz w:val="20"/>
+                <w:szCs w:val="20"/>
+              </w:rPr>
+              <w:t>1</w:t>
             </w:r>
             <w:r>
               <w:rPr>
@@ -12889,7 +12958,14 @@
                 <w:sz w:val="20"/>
                 <w:szCs w:val="20"/>
               </w:rPr>
-              <w:t>11</w:t>
+              <w:t>0</w:t>
+            </w:r>
+            <w:r>
+              <w:rPr>
+                <w:sz w:val="20"/>
+                <w:szCs w:val="20"/>
+              </w:rPr>
+              <w:t>1</w:t>
             </w:r>
             <w:r>
               <w:rPr>
@@ -13035,7 +13111,14 @@
                 <w:sz w:val="20"/>
                 <w:szCs w:val="20"/>
               </w:rPr>
-              <w:t>11</w:t>
+              <w:t>0</w:t>
+            </w:r>
+            <w:r>
+              <w:rPr>
+                <w:sz w:val="20"/>
+                <w:szCs w:val="20"/>
+              </w:rPr>
+              <w:t>1</w:t>
             </w:r>
             <w:r>
               <w:rPr>
@@ -17397,91 +17480,91 @@
       </w:rPr>
     </w:lvl>
   </w:abstractNum>
-  <w:num w:numId="1" w16cid:durableId="2008631362">
+  <w:num w:numId="1" w16cid:durableId="1894845065">
     <w:abstractNumId w:val="15"/>
   </w:num>
-  <w:num w:numId="2" w16cid:durableId="95442995">
+  <w:num w:numId="2" w16cid:durableId="1925217036">
     <w:abstractNumId w:val="19"/>
   </w:num>
-  <w:num w:numId="3" w16cid:durableId="530338207">
+  <w:num w:numId="3" w16cid:durableId="853156997">
     <w:abstractNumId w:val="14"/>
   </w:num>
-  <w:num w:numId="4" w16cid:durableId="502163351">
+  <w:num w:numId="4" w16cid:durableId="2096440777">
     <w:abstractNumId w:val="10"/>
   </w:num>
-  <w:num w:numId="5" w16cid:durableId="950936391">
+  <w:num w:numId="5" w16cid:durableId="998997065">
     <w:abstractNumId w:val="18"/>
   </w:num>
-  <w:num w:numId="6" w16cid:durableId="1797525191">
+  <w:num w:numId="6" w16cid:durableId="1346054189">
     <w:abstractNumId w:val="8"/>
   </w:num>
-  <w:num w:numId="7" w16cid:durableId="511183070">
+  <w:num w:numId="7" w16cid:durableId="1071389758">
     <w:abstractNumId w:val="6"/>
   </w:num>
-  <w:num w:numId="8" w16cid:durableId="81068407">
+  <w:num w:numId="8" w16cid:durableId="128282282">
     <w:abstractNumId w:val="20"/>
   </w:num>
-  <w:num w:numId="9" w16cid:durableId="709695290">
+  <w:num w:numId="9" w16cid:durableId="2063092432">
     <w:abstractNumId w:val="16"/>
   </w:num>
-  <w:num w:numId="10" w16cid:durableId="1854997910">
+  <w:num w:numId="10" w16cid:durableId="70784372">
     <w:abstractNumId w:val="25"/>
   </w:num>
-  <w:num w:numId="11" w16cid:durableId="1820532472">
+  <w:num w:numId="11" w16cid:durableId="1898976481">
     <w:abstractNumId w:val="5"/>
   </w:num>
-  <w:num w:numId="12" w16cid:durableId="82185783">
+  <w:num w:numId="12" w16cid:durableId="1209490178">
     <w:abstractNumId w:val="24"/>
   </w:num>
-  <w:num w:numId="13" w16cid:durableId="626199116">
+  <w:num w:numId="13" w16cid:durableId="1949193770">
     <w:abstractNumId w:val="9"/>
   </w:num>
-  <w:num w:numId="14" w16cid:durableId="1280995157">
+  <w:num w:numId="14" w16cid:durableId="1038315344">
     <w:abstractNumId w:val="26"/>
   </w:num>
-  <w:num w:numId="15" w16cid:durableId="50927489">
+  <w:num w:numId="15" w16cid:durableId="1424763798">
     <w:abstractNumId w:val="2"/>
   </w:num>
-  <w:num w:numId="16" w16cid:durableId="1483736580">
+  <w:num w:numId="16" w16cid:durableId="366032399">
     <w:abstractNumId w:val="11"/>
   </w:num>
-  <w:num w:numId="17" w16cid:durableId="338777028">
+  <w:num w:numId="17" w16cid:durableId="494344065">
     <w:abstractNumId w:val="3"/>
   </w:num>
-  <w:num w:numId="18" w16cid:durableId="520242013">
+  <w:num w:numId="18" w16cid:durableId="966471790">
     <w:abstractNumId w:val="17"/>
   </w:num>
-  <w:num w:numId="19" w16cid:durableId="682980357">
+  <w:num w:numId="19" w16cid:durableId="638462427">
     <w:abstractNumId w:val="13"/>
   </w:num>
-  <w:num w:numId="20" w16cid:durableId="1905334582">
+  <w:num w:numId="20" w16cid:durableId="100493825">
     <w:abstractNumId w:val="4"/>
   </w:num>
-  <w:num w:numId="21" w16cid:durableId="97481823">
+  <w:num w:numId="21" w16cid:durableId="387068271">
     <w:abstractNumId w:val="21"/>
   </w:num>
-  <w:num w:numId="22" w16cid:durableId="1070736627">
+  <w:num w:numId="22" w16cid:durableId="898328260">
     <w:abstractNumId w:val="12"/>
   </w:num>
-  <w:num w:numId="23" w16cid:durableId="1171066969">
+  <w:num w:numId="23" w16cid:durableId="2145727904">
     <w:abstractNumId w:val="22"/>
   </w:num>
-  <w:num w:numId="24" w16cid:durableId="52429805">
+  <w:num w:numId="24" w16cid:durableId="429205200">
     <w:abstractNumId w:val="7"/>
   </w:num>
-  <w:num w:numId="25" w16cid:durableId="297348044">
+  <w:num w:numId="25" w16cid:durableId="1373732039">
     <w:abstractNumId w:val="0"/>
   </w:num>
-  <w:num w:numId="26" w16cid:durableId="1902673460">
+  <w:num w:numId="26" w16cid:durableId="1321889338">
     <w:abstractNumId w:val="1"/>
   </w:num>
-  <w:num w:numId="27" w16cid:durableId="87849722">
+  <w:num w:numId="27" w16cid:durableId="608702282">
     <w:abstractNumId w:val="23"/>
   </w:num>
-  <w:num w:numId="28" w16cid:durableId="1113552931">
+  <w:num w:numId="28" w16cid:durableId="2020155425">
     <w:abstractNumId w:val="27"/>
   </w:num>
-  <w:num w:numId="29" w16cid:durableId="548763666">
+  <w:num w:numId="29" w16cid:durableId="737169336">
     <w:abstractNumId w:val="15"/>
     <w:lvlOverride w:ilvl="0">
       <w:startOverride w:val="6"/>
